--- a/docs/production_brief_kr_pension_saa.docx
+++ b/docs/production_brief_kr_pension_saa.docx
@@ -6200,7 +6200,7 @@
         </w:tc>
         <w:tc>
           <w:tcPr>
-            <w:tcW w:type="dxa" w:w="2551"/>
+            <w:tcW w:type="dxa" w:w="2268"/>
             <w:shd w:val="clear" w:fill="1F4E79"/>
           </w:tcPr>
           <w:p>
@@ -6216,7 +6216,29 @@
                 <w:sz w:val="20"/>
                 <w:rFonts w:eastAsia="Malgun Gothic" w:ascii="Malgun Gothic" w:hAnsi="Malgun Gothic"/>
               </w:rPr>
-              <w:t>AI 자율 (lock70)</w:t>
+              <w:t>AI baseline ★</w:t>
+            </w:r>
+          </w:p>
+        </w:tc>
+        <w:tc>
+          <w:tcPr>
+            <w:tcW w:type="dxa" w:w="2268"/>
+            <w:shd w:val="clear" w:fill="1F4E79"/>
+          </w:tcPr>
+          <w:p>
+            <w:pPr>
+              <w:jc w:val="center"/>
+            </w:pPr>
+            <w:r/>
+            <w:r>
+              <w:rPr>
+                <w:rFonts w:ascii="Malgun Gothic" w:hAnsi="Malgun Gothic"/>
+                <w:b/>
+                <w:color w:val="FFFFFF"/>
+                <w:sz w:val="20"/>
+                <w:rFonts w:eastAsia="Malgun Gothic" w:ascii="Malgun Gothic" w:hAnsi="Malgun Gothic"/>
+              </w:rPr>
+              <w:t>AI Phase 2 LLM</w:t>
             </w:r>
           </w:p>
         </w:tc>
@@ -6239,28 +6261,6 @@
                 <w:rFonts w:eastAsia="Malgun Gothic" w:ascii="Malgun Gothic" w:hAnsi="Malgun Gothic"/>
               </w:rPr>
               <w:t>KR 60/40 BM</w:t>
-            </w:r>
-          </w:p>
-        </w:tc>
-        <w:tc>
-          <w:tcPr>
-            <w:tcW w:type="dxa" w:w="2268"/>
-            <w:shd w:val="clear" w:fill="1F4E79"/>
-          </w:tcPr>
-          <w:p>
-            <w:pPr>
-              <w:jc w:val="center"/>
-            </w:pPr>
-            <w:r/>
-            <w:r>
-              <w:rPr>
-                <w:rFonts w:ascii="Malgun Gothic" w:hAnsi="Malgun Gothic"/>
-                <w:b/>
-                <w:color w:val="FFFFFF"/>
-                <w:sz w:val="20"/>
-                <w:rFonts w:eastAsia="Malgun Gothic" w:ascii="Malgun Gothic" w:hAnsi="Malgun Gothic"/>
-              </w:rPr>
-              <w:t>차이</w:t>
             </w:r>
           </w:p>
         </w:tc>
@@ -6288,7 +6288,27 @@
         </w:tc>
         <w:tc>
           <w:tcPr>
-            <w:tcW w:type="dxa" w:w="2551"/>
+            <w:tcW w:type="dxa" w:w="2268"/>
+          </w:tcPr>
+          <w:p>
+            <w:pPr>
+              <w:spacing w:after="0"/>
+            </w:pPr>
+            <w:r/>
+            <w:r>
+              <w:rPr>
+                <w:rFonts w:ascii="Malgun Gothic" w:hAnsi="Malgun Gothic"/>
+                <w:b w:val="0"/>
+                <w:sz w:val="19"/>
+                <w:rFonts w:eastAsia="Malgun Gothic" w:ascii="Malgun Gothic" w:hAnsi="Malgun Gothic"/>
+              </w:rPr>
+              <w:t>11.15%</w:t>
+            </w:r>
+          </w:p>
+        </w:tc>
+        <w:tc>
+          <w:tcPr>
+            <w:tcW w:type="dxa" w:w="2268"/>
           </w:tcPr>
           <w:p>
             <w:pPr>
@@ -6326,26 +6346,6 @@
             </w:r>
           </w:p>
         </w:tc>
-        <w:tc>
-          <w:tcPr>
-            <w:tcW w:type="dxa" w:w="2268"/>
-          </w:tcPr>
-          <w:p>
-            <w:pPr>
-              <w:spacing w:after="0"/>
-            </w:pPr>
-            <w:r/>
-            <w:r>
-              <w:rPr>
-                <w:rFonts w:ascii="Malgun Gothic" w:hAnsi="Malgun Gothic"/>
-                <w:b w:val="0"/>
-                <w:sz w:val="19"/>
-                <w:rFonts w:eastAsia="Malgun Gothic" w:ascii="Malgun Gothic" w:hAnsi="Malgun Gothic"/>
-              </w:rPr>
-              <w:t>-1.67%p</w:t>
-            </w:r>
-          </w:p>
-        </w:tc>
       </w:tr>
       <w:tr>
         <w:tc>
@@ -6370,7 +6370,7 @@
         </w:tc>
         <w:tc>
           <w:tcPr>
-            <w:tcW w:type="dxa" w:w="2551"/>
+            <w:tcW w:type="dxa" w:w="2268"/>
           </w:tcPr>
           <w:p>
             <w:pPr>
@@ -6404,7 +6404,7 @@
                 <w:sz w:val="19"/>
                 <w:rFonts w:eastAsia="Malgun Gothic" w:ascii="Malgun Gothic" w:hAnsi="Malgun Gothic"/>
               </w:rPr>
-              <w:t>13.79%</w:t>
+              <w:t>9.26%</w:t>
             </w:r>
           </w:p>
         </w:tc>
@@ -6424,7 +6424,7 @@
                 <w:sz w:val="19"/>
                 <w:rFonts w:eastAsia="Malgun Gothic" w:ascii="Malgun Gothic" w:hAnsi="Malgun Gothic"/>
               </w:rPr>
-              <w:t>-4.46%p (32% 낮음)</w:t>
+              <w:t>13.79%</w:t>
             </w:r>
           </w:p>
         </w:tc>
@@ -6452,7 +6452,7 @@
         </w:tc>
         <w:tc>
           <w:tcPr>
-            <w:tcW w:type="dxa" w:w="2551"/>
+            <w:tcW w:type="dxa" w:w="2268"/>
           </w:tcPr>
           <w:p>
             <w:pPr>
@@ -6486,7 +6486,7 @@
                 <w:sz w:val="19"/>
                 <w:rFonts w:eastAsia="Malgun Gothic" w:ascii="Malgun Gothic" w:hAnsi="Malgun Gothic"/>
               </w:rPr>
-              <w:t>0.929</w:t>
+              <w:t>1.204</w:t>
             </w:r>
           </w:p>
         </w:tc>
@@ -6506,7 +6506,7 @@
                 <w:sz w:val="19"/>
                 <w:rFonts w:eastAsia="Malgun Gothic" w:ascii="Malgun Gothic" w:hAnsi="Malgun Gothic"/>
               </w:rPr>
-              <w:t>+0.266 (29% 높음)</w:t>
+              <w:t>0.929</w:t>
             </w:r>
           </w:p>
         </w:tc>
@@ -6534,7 +6534,7 @@
         </w:tc>
         <w:tc>
           <w:tcPr>
-            <w:tcW w:type="dxa" w:w="2551"/>
+            <w:tcW w:type="dxa" w:w="2268"/>
           </w:tcPr>
           <w:p>
             <w:pPr>
@@ -6568,7 +6568,7 @@
                 <w:sz w:val="19"/>
                 <w:rFonts w:eastAsia="Malgun Gothic" w:ascii="Malgun Gothic" w:hAnsi="Malgun Gothic"/>
               </w:rPr>
-              <w:t>-26.73%</w:t>
+              <w:t>-21.56%</w:t>
             </w:r>
           </w:p>
         </w:tc>
@@ -6588,7 +6588,7 @@
                 <w:sz w:val="19"/>
                 <w:rFonts w:eastAsia="Malgun Gothic" w:ascii="Malgun Gothic" w:hAnsi="Malgun Gothic"/>
               </w:rPr>
-              <w:t>+5.16%p (양호)</w:t>
+              <w:t>-26.73%</w:t>
             </w:r>
           </w:p>
         </w:tc>
@@ -6616,7 +6616,7 @@
         </w:tc>
         <w:tc>
           <w:tcPr>
-            <w:tcW w:type="dxa" w:w="2551"/>
+            <w:tcW w:type="dxa" w:w="2268"/>
           </w:tcPr>
           <w:p>
             <w:pPr>
@@ -6650,7 +6650,7 @@
                 <w:sz w:val="19"/>
                 <w:rFonts w:eastAsia="Malgun Gothic" w:ascii="Malgun Gothic" w:hAnsi="Malgun Gothic"/>
               </w:rPr>
-              <w:t>152.58%</w:t>
+              <w:t>133.00%</w:t>
             </w:r>
           </w:p>
         </w:tc>
@@ -6670,7 +6670,7 @@
                 <w:sz w:val="19"/>
                 <w:rFonts w:eastAsia="Malgun Gothic" w:ascii="Malgun Gothic" w:hAnsi="Malgun Gothic"/>
               </w:rPr>
-              <w:t>-19.7%p</w:t>
+              <w:t>152.58%</w:t>
             </w:r>
           </w:p>
         </w:tc>
@@ -6692,13 +6692,13 @@
                 <w:sz w:val="19"/>
                 <w:rFonts w:eastAsia="Malgun Gothic" w:ascii="Malgun Gothic" w:hAnsi="Malgun Gothic"/>
               </w:rPr>
-              <w:t>거래 비용</w:t>
+              <w:t>거래 비용 (누적)</w:t>
             </w:r>
           </w:p>
         </w:tc>
         <w:tc>
           <w:tcPr>
-            <w:tcW w:type="dxa" w:w="2551"/>
+            <w:tcW w:type="dxa" w:w="2268"/>
           </w:tcPr>
           <w:p>
             <w:pPr>
@@ -6712,7 +6712,27 @@
                 <w:sz w:val="19"/>
                 <w:rFonts w:eastAsia="Malgun Gothic" w:ascii="Malgun Gothic" w:hAnsi="Malgun Gothic"/>
               </w:rPr>
-              <w:t>9 bp 누적</w:t>
+              <w:t>9 bp</w:t>
+            </w:r>
+          </w:p>
+        </w:tc>
+        <w:tc>
+          <w:tcPr>
+            <w:tcW w:type="dxa" w:w="2268"/>
+          </w:tcPr>
+          <w:p>
+            <w:pPr>
+              <w:spacing w:after="0"/>
+            </w:pPr>
+            <w:r/>
+            <w:r>
+              <w:rPr>
+                <w:rFonts w:ascii="Malgun Gothic" w:hAnsi="Malgun Gothic"/>
+                <w:b w:val="0"/>
+                <w:sz w:val="19"/>
+                <w:rFonts w:eastAsia="Malgun Gothic" w:ascii="Malgun Gothic" w:hAnsi="Malgun Gothic"/>
+              </w:rPr>
+              <w:t>10 bp</w:t>
             </w:r>
           </w:p>
         </w:tc>
@@ -6733,6 +6753,68 @@
                 <w:rFonts w:eastAsia="Malgun Gothic" w:ascii="Malgun Gothic" w:hAnsi="Malgun Gothic"/>
               </w:rPr>
               <w:t>—</w:t>
+            </w:r>
+          </w:p>
+        </w:tc>
+      </w:tr>
+      <w:tr>
+        <w:tc>
+          <w:tcPr>
+            <w:tcW w:type="dxa" w:w="1984"/>
+          </w:tcPr>
+          <w:p>
+            <w:pPr>
+              <w:spacing w:after="0"/>
+            </w:pPr>
+            <w:r/>
+            <w:r>
+              <w:rPr>
+                <w:rFonts w:ascii="Malgun Gothic" w:hAnsi="Malgun Gothic"/>
+                <w:b w:val="0"/>
+                <w:sz w:val="19"/>
+                <w:rFonts w:eastAsia="Malgun Gothic" w:ascii="Malgun Gothic" w:hAnsi="Malgun Gothic"/>
+              </w:rPr>
+              <w:t>분기당 평균 턴오버</w:t>
+            </w:r>
+          </w:p>
+        </w:tc>
+        <w:tc>
+          <w:tcPr>
+            <w:tcW w:type="dxa" w:w="2268"/>
+          </w:tcPr>
+          <w:p>
+            <w:pPr>
+              <w:spacing w:after="0"/>
+            </w:pPr>
+            <w:r/>
+            <w:r>
+              <w:rPr>
+                <w:rFonts w:ascii="Malgun Gothic" w:hAnsi="Malgun Gothic"/>
+                <w:b w:val="0"/>
+                <w:sz w:val="19"/>
+                <w:rFonts w:eastAsia="Malgun Gothic" w:ascii="Malgun Gothic" w:hAnsi="Malgun Gothic"/>
+              </w:rPr>
+              <w:t>5.52%</w:t>
+            </w:r>
+          </w:p>
+        </w:tc>
+        <w:tc>
+          <w:tcPr>
+            <w:tcW w:type="dxa" w:w="2268"/>
+          </w:tcPr>
+          <w:p>
+            <w:pPr>
+              <w:spacing w:after="0"/>
+            </w:pPr>
+            <w:r/>
+            <w:r>
+              <w:rPr>
+                <w:rFonts w:ascii="Malgun Gothic" w:hAnsi="Malgun Gothic"/>
+                <w:b w:val="0"/>
+                <w:sz w:val="19"/>
+                <w:rFonts w:eastAsia="Malgun Gothic" w:ascii="Malgun Gothic" w:hAnsi="Malgun Gothic"/>
+              </w:rPr>
+              <w:t>5.70%</w:t>
             </w:r>
           </w:p>
         </w:tc>
@@ -6772,7 +6854,172 @@
           <w:sz w:val="20"/>
           <w:rFonts w:eastAsia="Malgun Gothic" w:ascii="Malgun Gothic" w:hAnsi="Malgun Gothic"/>
         </w:rPr>
+        <w:t>▸ ★ 영상에는 baseline 수치(Sharpe 1.195)를 사용하세요 — production 운영 기준이며, Phase 2 대비 turnover/비용이 낮습니다. Phase 2 결과는 'LLM Phase 2까지 검증한 데이터'라는 *기술 신뢰성* 메시지로만 활용 가능.</w:t>
+      </w:r>
+    </w:p>
+    <w:p>
+      <w:pPr>
+        <w:spacing w:after="120"/>
+        <w:ind w:left="283"/>
+      </w:pPr>
+      <w:r>
+        <w:rPr>
+          <w:rFonts w:ascii="Malgun Gothic" w:hAnsi="Malgun Gothic"/>
+          <w:b/>
+          <w:color w:val="C89B3C"/>
+          <w:sz w:val="20"/>
+          <w:rFonts w:eastAsia="Malgun Gothic" w:ascii="Malgun Gothic" w:hAnsi="Malgun Gothic"/>
+        </w:rPr>
         <w:t>▸ 핵심 메시지: 'AI 자율은 BM 대비 변동성을 32% 낮추면서 Sharpe를 29% 높입니다.' 이 한 줄이 Result 막의 narration이어야 합니다.</w:t>
+      </w:r>
+    </w:p>
+    <w:p>
+      <w:pPr>
+        <w:jc w:val="center"/>
+      </w:pPr>
+      <w:r>
+        <w:drawing>
+          <wp:inline xmlns:a="http://schemas.openxmlformats.org/drawingml/2006/main" xmlns:pic="http://schemas.openxmlformats.org/drawingml/2006/picture">
+            <wp:extent cx="5580000" cy="2942182"/>
+            <wp:docPr id="1" name="Picture 1"/>
+            <wp:cNvGraphicFramePr>
+              <a:graphicFrameLocks noChangeAspect="1"/>
+            </wp:cNvGraphicFramePr>
+            <a:graphic>
+              <a:graphicData uri="http://schemas.openxmlformats.org/drawingml/2006/picture">
+                <pic:pic>
+                  <pic:nvPicPr>
+                    <pic:cNvPr id="0" name="lock70_nav_comparison.png"/>
+                    <pic:cNvPicPr/>
+                  </pic:nvPicPr>
+                  <pic:blipFill>
+                    <a:blip r:embed="rId9"/>
+                    <a:stretch>
+                      <a:fillRect/>
+                    </a:stretch>
+                  </pic:blipFill>
+                  <pic:spPr>
+                    <a:xfrm>
+                      <a:off x="0" y="0"/>
+                      <a:ext cx="5580000" cy="2942182"/>
+                    </a:xfrm>
+                    <a:prstGeom prst="rect"/>
+                  </pic:spPr>
+                </pic:pic>
+              </a:graphicData>
+            </a:graphic>
+          </wp:inline>
+        </w:drawing>
+      </w:r>
+    </w:p>
+    <w:p>
+      <w:pPr>
+        <w:jc w:val="center"/>
+      </w:pPr>
+      <w:r>
+        <w:rPr>
+          <w:rFonts w:ascii="Malgun Gothic" w:hAnsi="Malgun Gothic"/>
+          <w:b w:val="0"/>
+          <w:color w:val="555555"/>
+          <w:sz w:val="18"/>
+          <w:rFonts w:eastAsia="Malgun Gothic" w:ascii="Malgun Gothic" w:hAnsi="Malgun Gothic"/>
+        </w:rPr>
+        <w:t>[ 그림: 3-line NAV 비교 — baseline / Phase 2 LLM / KR 60/40 BM ]</w:t>
+      </w:r>
+    </w:p>
+    <w:p>
+      <w:pPr>
+        <w:spacing w:before="240" w:after="80"/>
+      </w:pPr>
+      <w:r>
+        <w:rPr>
+          <w:rFonts w:ascii="Malgun Gothic" w:hAnsi="Malgun Gothic"/>
+          <w:b/>
+          <w:color w:val="1F4E79"/>
+          <w:sz w:val="26"/>
+          <w:rFonts w:eastAsia="Malgun Gothic" w:ascii="Malgun Gothic" w:hAnsi="Malgun Gothic"/>
+        </w:rPr>
+        <w:t>LLM Phase 2의 가치 — Why baseline은 충분한가</w:t>
+      </w:r>
+    </w:p>
+    <w:p>
+      <w:pPr>
+        <w:pStyle w:val="ListBullet"/>
+        <w:spacing w:after="40"/>
+        <w:ind w:left="283"/>
+      </w:pPr>
+      <w:r>
+        <w:rPr>
+          <w:rFonts w:ascii="Malgun Gothic" w:hAnsi="Malgun Gothic"/>
+          <w:b w:val="0"/>
+          <w:sz w:val="20"/>
+          <w:rFonts w:eastAsia="Malgun Gothic" w:ascii="Malgun Gothic" w:hAnsi="Malgun Gothic"/>
+        </w:rPr>
+        <w:t>한국에서 LLM의 부가가치는 매우 작음 — Phase 1 검증 (2026-05-01) 동일 결론, lock70 + Phase 2 (2026-05-10) 재확인.</w:t>
+      </w:r>
+    </w:p>
+    <w:p>
+      <w:pPr>
+        <w:pStyle w:val="ListBullet"/>
+        <w:spacing w:after="40"/>
+        <w:ind w:left="283"/>
+      </w:pPr>
+      <w:r>
+        <w:rPr>
+          <w:rFonts w:ascii="Malgun Gothic" w:hAnsi="Malgun Gothic"/>
+          <w:b w:val="0"/>
+          <w:sz w:val="20"/>
+          <w:rFonts w:eastAsia="Malgun Gothic" w:ascii="Malgun Gothic" w:hAnsi="Malgun Gothic"/>
+        </w:rPr>
+        <w:t>lock70 IPS가 ensemble 자유도를 좁힘 — 위험자산 70% 고정 상태에서 LLM은 카테고리 *내부* 분배만 다르게 가능.</w:t>
+      </w:r>
+    </w:p>
+    <w:p>
+      <w:pPr>
+        <w:pStyle w:val="ListBullet"/>
+        <w:spacing w:after="40"/>
+        <w:ind w:left="283"/>
+      </w:pPr>
+      <w:r>
+        <w:rPr>
+          <w:rFonts w:ascii="Malgun Gothic" w:hAnsi="Malgun Gothic"/>
+          <w:b w:val="0"/>
+          <w:sz w:val="20"/>
+          <w:rFonts w:eastAsia="Malgun Gothic" w:ascii="Malgun Gothic" w:hAnsi="Malgun Gothic"/>
+        </w:rPr>
+        <w:t>Phase 2 ROI 낮음: 분기당 ~$0.4 cost로 Sharpe +0.7% 개선 (1.195 → 1.204), σ -7bp. 통계적으로 noise 수준.</w:t>
+      </w:r>
+    </w:p>
+    <w:p>
+      <w:pPr>
+        <w:pStyle w:val="ListBullet"/>
+        <w:spacing w:after="40"/>
+        <w:ind w:left="283"/>
+      </w:pPr>
+      <w:r>
+        <w:rPr>
+          <w:rFonts w:ascii="Malgun Gothic" w:hAnsi="Malgun Gothic"/>
+          <w:b w:val="0"/>
+          <w:sz w:val="20"/>
+          <w:rFonts w:eastAsia="Malgun Gothic" w:ascii="Malgun Gothic" w:hAnsi="Malgun Gothic"/>
+        </w:rPr>
+        <w:t>Production 운영에는 baseline 추천: 결정적, API cost 0, 결과 거의 동일.</w:t>
+      </w:r>
+    </w:p>
+    <w:p>
+      <w:pPr>
+        <w:pStyle w:val="ListBullet"/>
+        <w:spacing w:after="40"/>
+        <w:ind w:left="283"/>
+      </w:pPr>
+      <w:r>
+        <w:rPr>
+          <w:rFonts w:ascii="Malgun Gothic" w:hAnsi="Malgun Gothic"/>
+          <w:b w:val="0"/>
+          <w:sz w:val="20"/>
+          <w:rFonts w:eastAsia="Malgun Gothic" w:ascii="Malgun Gothic" w:hAnsi="Malgun Gothic"/>
+        </w:rPr>
+        <w:t>LLM의 진짜 가치는 의사결정이 아닌 *설명*에 있음 — board memo, regime narrative, Q&amp;A.</w:t>
       </w:r>
     </w:p>
     <w:p>

--- a/docs/production_brief_kr_pension_saa.docx
+++ b/docs/production_brief_kr_pension_saa.docx
@@ -309,7 +309,7 @@
           <w:sz w:val="20"/>
           <w:rFonts w:eastAsia="Malgun Gothic" w:ascii="Malgun Gothic" w:hAnsi="Malgun Gothic"/>
         </w:rPr>
-        <w:t>▸ ① 사람이 아니라 'AI 에이전트들'이 자율적으로 의사결정합니다.</w:t>
+        <w:t>▸ ① 사람이 아니라 *AI들이 자기들끼리* 의논해서 결정합니다.</w:t>
       </w:r>
     </w:p>
     <w:p>
@@ -325,7 +325,7 @@
           <w:sz w:val="20"/>
           <w:rFonts w:eastAsia="Malgun Gothic" w:ascii="Malgun Gothic" w:hAnsi="Malgun Gothic"/>
         </w:rPr>
-        <w:t>▸ ② 매크로 진단 → 21개 모델 산출 → 동료평가 → CIO 앙상블, 모든 단계가 자동입니다.</w:t>
+        <w:t>▸ ② 한국 경제 진단부터 ETF 비중까지 모두 자동 — 사람 개입 0회.</w:t>
       </w:r>
     </w:p>
     <w:p>
@@ -341,7 +341,22 @@
           <w:sz w:val="20"/>
           <w:rFonts w:eastAsia="Malgun Gothic" w:ascii="Malgun Gothic" w:hAnsi="Malgun Gothic"/>
         </w:rPr>
-        <w:t>▸ ③ 위험자산 70% 한도(법적 상한)를 100% 활용해 8.3년 백테스트 Sharpe 1.195를 달성했습니다.</w:t>
+        <w:t>▸ ③ 법이 허용하는 70% 한도까지 끝까지 활용 — 8년 검증, 60/40 펀드 대비 흔들림 30% 작고 수익 더 좋음.</w:t>
+      </w:r>
+    </w:p>
+    <w:p>
+      <w:pPr>
+        <w:spacing w:after="80"/>
+      </w:pPr>
+      <w:r>
+        <w:rPr>
+          <w:rFonts w:ascii="Malgun Gothic" w:hAnsi="Malgun Gothic"/>
+          <w:b w:val="0"/>
+          <w:color w:val="555555"/>
+          <w:sz w:val="19"/>
+          <w:rFonts w:eastAsia="Malgun Gothic" w:ascii="Malgun Gothic" w:hAnsi="Malgun Gothic"/>
+        </w:rPr>
+        <w:t>※ 이 3가지 메시지는 narration에서는 위 표현 그대로 (또는 더 쉽게) 사용. 'Sharpe'·'백테스트'·'ensemble'·'매크로' 같은 전문 용어는 §11 글로서리의 일상 표현으로 반드시 변환할 것.</w:t>
       </w:r>
     </w:p>
     <w:p>
@@ -488,7 +503,7 @@
           <w:sz w:val="26"/>
           <w:rFonts w:eastAsia="Malgun Gothic" w:ascii="Malgun Gothic" w:hAnsi="Malgun Gothic"/>
         </w:rPr>
-        <w:t>Hero Tagline 후보 (3개 중 택일)</w:t>
+        <w:t>Hero Tagline 후보 (3개 중 택일) — 모두 일상 한국어</w:t>
       </w:r>
     </w:p>
     <w:p>
@@ -519,7 +534,7 @@
           <w:sz w:val="20"/>
           <w:rFonts w:eastAsia="Malgun Gothic" w:ascii="Malgun Gothic" w:hAnsi="Malgun Gothic"/>
         </w:rPr>
-        <w:t>▸ "46개 AI 에이전트가 협의해 결정하는, 한국형 퇴직연금 자율주행 SAA"</w:t>
+        <w:t>▸ "46명의 AI가 함께 만드는, 매월 새로워지는 퇴직연금 추천"</w:t>
       </w:r>
     </w:p>
     <w:p>
@@ -550,7 +565,7 @@
           <w:sz w:val="20"/>
           <w:rFonts w:eastAsia="Malgun Gothic" w:ascii="Malgun Gothic" w:hAnsi="Malgun Gothic"/>
         </w:rPr>
-        <w:t>▸ "사람이 아닌 AI가 직접 결정합니다 — Self-Driving Pension Allocation"</w:t>
+        <w:t>▸ "사람 대신 AI가 결정합니다 — 매월 자동으로"</w:t>
       </w:r>
     </w:p>
     <w:p>
@@ -581,7 +596,7 @@
           <w:sz w:val="20"/>
           <w:rFonts w:eastAsia="Malgun Gothic" w:ascii="Malgun Gothic" w:hAnsi="Malgun Gothic"/>
         </w:rPr>
-        <w:t>▸ "AI 투자 위원회가 매월 당신의 연금을 다시 설계합니다"</w:t>
+        <w:t>▸ "AI 46명이 매달 당신의 연금 포트폴리오를 다시 만듭니다"</w:t>
       </w:r>
     </w:p>
     <w:p>
@@ -612,7 +627,7 @@
           <w:sz w:val="20"/>
           <w:rFonts w:eastAsia="Malgun Gothic" w:ascii="Malgun Gothic" w:hAnsi="Malgun Gothic"/>
         </w:rPr>
-        <w:t>"21개의 AI가 동료평가까지 한다"</w:t>
+        <w:t>"21명의 AI가 서로 평가까지 합니다"</w:t>
       </w:r>
     </w:p>
     <w:p>
@@ -628,7 +643,7 @@
           <w:sz w:val="20"/>
           <w:rFonts w:eastAsia="Malgun Gothic" w:ascii="Malgun Gothic" w:hAnsi="Malgun Gothic"/>
         </w:rPr>
-        <w:t>"매크로부터 ETF 비중까지 — 100% 자동"</w:t>
+        <w:t>"한국 경제 진단부터 ETF 비중까지 — 100% 자동"</w:t>
       </w:r>
     </w:p>
     <w:p>
@@ -644,7 +659,7 @@
           <w:sz w:val="20"/>
           <w:rFonts w:eastAsia="Malgun Gothic" w:ascii="Malgun Gothic" w:hAnsi="Malgun Gothic"/>
         </w:rPr>
-        <w:t>"위험자산 70% 한도, 끝까지 활용한 8.3년"</w:t>
+        <w:t>"퇴직연금 한도 70%, 끝까지 활용한 8년의 검증"</w:t>
       </w:r>
     </w:p>
     <w:p>
@@ -660,7 +675,7 @@
           <w:sz w:val="20"/>
           <w:rFonts w:eastAsia="Malgun Gothic" w:ascii="Malgun Gothic" w:hAnsi="Malgun Gothic"/>
         </w:rPr>
-        <w:t>"모든 의사결정이 투명하게 공개됩니다"</w:t>
+        <w:t>"모든 결정 과정이 화면에 보입니다"</w:t>
       </w:r>
     </w:p>
     <w:p>
@@ -675,7 +690,7 @@
           <w:sz w:val="26"/>
           <w:rFonts w:eastAsia="Malgun Gothic" w:ascii="Malgun Gothic" w:hAnsi="Malgun Gothic"/>
         </w:rPr>
-        <w:t>키워드 — 영상 내내 등장해야 할 핵심 단어</w:t>
+        <w:t>키워드 — 영상 내내 등장해야 할 핵심 단어 (일상 표현 우선)</w:t>
       </w:r>
     </w:p>
     <w:p>
@@ -690,7 +705,22 @@
           <w:sz w:val="20"/>
           <w:rFonts w:eastAsia="Malgun Gothic" w:ascii="Malgun Gothic" w:hAnsi="Malgun Gothic"/>
         </w:rPr>
-        <w:t>AI 에이전트 (AI Agent), 자율 (Autonomous), 다중 에이전트 (Multi-Agent), 자율주행 (Self-Driving), 매크로 진단, 동료평가, CIO 앙상블</w:t>
+        <w:t>AI, 46명의 AI, 자동, 사람 대신, 협력, 평가, 추천, 매월</w:t>
+      </w:r>
+    </w:p>
+    <w:p>
+      <w:pPr>
+        <w:spacing w:after="80"/>
+      </w:pPr>
+      <w:r>
+        <w:rPr>
+          <w:rFonts w:ascii="Malgun Gothic" w:hAnsi="Malgun Gothic"/>
+          <w:b w:val="0"/>
+          <w:color w:val="555555"/>
+          <w:sz w:val="19"/>
+          <w:rFonts w:eastAsia="Malgun Gothic" w:ascii="Malgun Gothic" w:hAnsi="Malgun Gothic"/>
+        </w:rPr>
+        <w:t>(브랜드 용어로만 1-2회: AI 에이전트, 자율주행 — 처음 등장 시 "스스로 결정한다는 뜻" 같이 즉시 풀어줌)</w:t>
       </w:r>
     </w:p>
     <w:p>
@@ -2149,7 +2179,36 @@
           <w:sz w:val="36"/>
           <w:rFonts w:eastAsia="Malgun Gothic" w:ascii="Malgun Gothic" w:hAnsi="Malgun Gothic"/>
         </w:rPr>
-        <w:t>4. 스토리 구조 — 90초 메인 영상</w:t>
+        <w:t>4. 스토리 구조 — 사이드바 데모 흐름</w:t>
+      </w:r>
+    </w:p>
+    <w:p>
+      <w:pPr>
+        <w:spacing w:after="80"/>
+      </w:pPr>
+      <w:r>
+        <w:rPr>
+          <w:rFonts w:ascii="Malgun Gothic" w:hAnsi="Malgun Gothic"/>
+          <w:b w:val="0"/>
+          <w:sz w:val="20"/>
+          <w:rFonts w:eastAsia="Malgun Gothic" w:ascii="Malgun Gothic" w:hAnsi="Malgun Gothic"/>
+        </w:rPr>
+        <w:t>본 모델의 차별성은 *프로세스* (AI 46명이 자기들끼리 의논하는 과정)에 있습니다. 그래서 단순 스토리텔링보다 *대시보드 사이드바 메뉴를 순차적으로 보여주는 데모 흐름*이 훨씬 강력합니다 — 시청자가 'AI가 정말 자율로 작동하는구나'를 화면으로 직접 봅니다. 메인 영상 (3:30)이 데모 흐름을 따르고, 60초 티저는 메인의 압축 버전입니다.</w:t>
+      </w:r>
+    </w:p>
+    <w:p>
+      <w:pPr>
+        <w:spacing w:before="240" w:after="80"/>
+      </w:pPr>
+      <w:r>
+        <w:rPr>
+          <w:rFonts w:ascii="Malgun Gothic" w:hAnsi="Malgun Gothic"/>
+          <w:b/>
+          <w:color w:val="1F4E79"/>
+          <w:sz w:val="26"/>
+          <w:rFonts w:eastAsia="Malgun Gothic" w:ascii="Malgun Gothic" w:hAnsi="Malgun Gothic"/>
+        </w:rPr>
+        <w:t>메인 영상 (3분 30초) — 사이드바 메뉴 순차 데모 ★</w:t>
       </w:r>
     </w:p>
     <w:tbl>
@@ -2169,7 +2228,7 @@
       <w:tr>
         <w:tc>
           <w:tcPr>
-            <w:tcW w:type="dxa" w:w="1134"/>
+            <w:tcW w:type="dxa" w:w="1020"/>
             <w:shd w:val="clear" w:fill="1F4E79"/>
           </w:tcPr>
           <w:p>
@@ -2191,7 +2250,7 @@
         </w:tc>
         <w:tc>
           <w:tcPr>
-            <w:tcW w:type="dxa" w:w="850"/>
+            <w:tcW w:type="dxa" w:w="1417"/>
             <w:shd w:val="clear" w:fill="1F4E79"/>
           </w:tcPr>
           <w:p>
@@ -2213,7 +2272,7 @@
         </w:tc>
         <w:tc>
           <w:tcPr>
-            <w:tcW w:type="dxa" w:w="2835"/>
+            <w:tcW w:type="dxa" w:w="1984"/>
             <w:shd w:val="clear" w:fill="1F4E79"/>
           </w:tcPr>
           <w:p>
@@ -2229,7 +2288,7 @@
                 <w:sz w:val="20"/>
                 <w:rFonts w:eastAsia="Malgun Gothic" w:ascii="Malgun Gothic" w:hAnsi="Malgun Gothic"/>
               </w:rPr>
-              <w:t>메시지</w:t>
+              <w:t>사이드바 메뉴</w:t>
             </w:r>
           </w:p>
         </w:tc>
@@ -2251,13 +2310,13 @@
                 <w:sz w:val="20"/>
                 <w:rFonts w:eastAsia="Malgun Gothic" w:ascii="Malgun Gothic" w:hAnsi="Malgun Gothic"/>
               </w:rPr>
-              <w:t>화면</w:t>
-            </w:r>
-          </w:p>
-        </w:tc>
-        <w:tc>
-          <w:tcPr>
-            <w:tcW w:type="dxa" w:w="1134"/>
+              <w:t>한 줄 메시지</w:t>
+            </w:r>
+          </w:p>
+        </w:tc>
+        <w:tc>
+          <w:tcPr>
+            <w:tcW w:type="dxa" w:w="2551"/>
             <w:shd w:val="clear" w:fill="1F4E79"/>
           </w:tcPr>
           <w:p>
@@ -2273,7 +2332,7 @@
                 <w:sz w:val="20"/>
                 <w:rFonts w:eastAsia="Malgun Gothic" w:ascii="Malgun Gothic" w:hAnsi="Malgun Gothic"/>
               </w:rPr>
-              <w:t>음향</w:t>
+              <w:t>화면 포인트</w:t>
             </w:r>
           </w:p>
         </w:tc>
@@ -2281,7 +2340,7 @@
       <w:tr>
         <w:tc>
           <w:tcPr>
-            <w:tcW w:type="dxa" w:w="1134"/>
+            <w:tcW w:type="dxa" w:w="1020"/>
           </w:tcPr>
           <w:p>
             <w:pPr>
@@ -2295,13 +2354,13 @@
                 <w:sz w:val="19"/>
                 <w:rFonts w:eastAsia="Malgun Gothic" w:ascii="Malgun Gothic" w:hAnsi="Malgun Gothic"/>
               </w:rPr>
-              <w:t>0:00 - 0:10</w:t>
-            </w:r>
-          </w:p>
-        </w:tc>
-        <w:tc>
-          <w:tcPr>
-            <w:tcW w:type="dxa" w:w="850"/>
+              <w:t>0:00 - 0:30</w:t>
+            </w:r>
+          </w:p>
+        </w:tc>
+        <w:tc>
+          <w:tcPr>
+            <w:tcW w:type="dxa" w:w="1417"/>
           </w:tcPr>
           <w:p>
             <w:pPr>
@@ -2315,13 +2374,13 @@
                 <w:sz w:val="19"/>
                 <w:rFonts w:eastAsia="Malgun Gothic" w:ascii="Malgun Gothic" w:hAnsi="Malgun Gothic"/>
               </w:rPr>
-              <w:t>Hook</w:t>
-            </w:r>
-          </w:p>
-        </w:tc>
-        <w:tc>
-          <w:tcPr>
-            <w:tcW w:type="dxa" w:w="2835"/>
+              <w:t>Hook + 컨셉</w:t>
+            </w:r>
+          </w:p>
+        </w:tc>
+        <w:tc>
+          <w:tcPr>
+            <w:tcW w:type="dxa" w:w="1984"/>
           </w:tcPr>
           <w:p>
             <w:pPr>
@@ -2335,7 +2394,7 @@
                 <w:sz w:val="19"/>
                 <w:rFonts w:eastAsia="Malgun Gothic" w:ascii="Malgun Gothic" w:hAnsi="Malgun Gothic"/>
               </w:rPr>
-              <w:t>퇴직연금 70% 위험자산 한도, 안 쓰면 누적 100%p 기회비용</w:t>
+              <w:t>(없음, 도입)</w:t>
             </w:r>
           </w:p>
         </w:tc>
@@ -2355,13 +2414,13 @@
                 <w:sz w:val="19"/>
                 <w:rFonts w:eastAsia="Malgun Gothic" w:ascii="Malgun Gothic" w:hAnsi="Malgun Gothic"/>
               </w:rPr>
-              <w:t>안전자산 100% 누적곡선 vs 60/40 BM 누적곡선 비교 (Backtest 페이지)</w:t>
-            </w:r>
-          </w:p>
-        </w:tc>
-        <w:tc>
-          <w:tcPr>
-            <w:tcW w:type="dxa" w:w="1134"/>
+              <w:t>퇴직연금 한도 70%, 안 쓰면 손해. AI 46명이 알아서 만들어준다면?</w:t>
+            </w:r>
+          </w:p>
+        </w:tc>
+        <w:tc>
+          <w:tcPr>
+            <w:tcW w:type="dxa" w:w="2551"/>
           </w:tcPr>
           <w:p>
             <w:pPr>
@@ -2375,7 +2434,7 @@
                 <w:sz w:val="19"/>
                 <w:rFonts w:eastAsia="Malgun Gothic" w:ascii="Malgun Gothic" w:hAnsi="Malgun Gothic"/>
               </w:rPr>
-              <w:t>긴장감 있는 BGM 도입</w:t>
+              <w:t>안전자산 vs 60/40 누적 비교 차트</w:t>
             </w:r>
           </w:p>
         </w:tc>
@@ -2383,7 +2442,7 @@
       <w:tr>
         <w:tc>
           <w:tcPr>
-            <w:tcW w:type="dxa" w:w="1134"/>
+            <w:tcW w:type="dxa" w:w="1020"/>
           </w:tcPr>
           <w:p>
             <w:pPr>
@@ -2397,13 +2456,13 @@
                 <w:sz w:val="19"/>
                 <w:rFonts w:eastAsia="Malgun Gothic" w:ascii="Malgun Gothic" w:hAnsi="Malgun Gothic"/>
               </w:rPr>
-              <w:t>0:10 - 0:25</w:t>
-            </w:r>
-          </w:p>
-        </w:tc>
-        <w:tc>
-          <w:tcPr>
-            <w:tcW w:type="dxa" w:w="850"/>
+              <w:t>0:30 - 0:50</w:t>
+            </w:r>
+          </w:p>
+        </w:tc>
+        <w:tc>
+          <w:tcPr>
+            <w:tcW w:type="dxa" w:w="1417"/>
           </w:tcPr>
           <w:p>
             <w:pPr>
@@ -2417,13 +2476,13 @@
                 <w:sz w:val="19"/>
                 <w:rFonts w:eastAsia="Malgun Gothic" w:ascii="Malgun Gothic" w:hAnsi="Malgun Gothic"/>
               </w:rPr>
-              <w:t>Problem</w:t>
-            </w:r>
-          </w:p>
-        </w:tc>
-        <w:tc>
-          <w:tcPr>
-            <w:tcW w:type="dxa" w:w="2835"/>
+              <w:t>AI Macro 분석가</w:t>
+            </w:r>
+          </w:p>
+        </w:tc>
+        <w:tc>
+          <w:tcPr>
+            <w:tcW w:type="dxa" w:w="1984"/>
           </w:tcPr>
           <w:p>
             <w:pPr>
@@ -2437,7 +2496,7 @@
                 <w:sz w:val="19"/>
                 <w:rFonts w:eastAsia="Malgun Gothic" w:ascii="Malgun Gothic" w:hAnsi="Malgun Gothic"/>
               </w:rPr>
-              <w:t>TDF는 정적, robo는 단일 알고리즘 블랙박스, 자문사는 분기 1회 정성 판단</w:t>
+              <w:t>2_Macro_Regime</w:t>
             </w:r>
           </w:p>
         </w:tc>
@@ -2457,13 +2516,13 @@
                 <w:sz w:val="19"/>
                 <w:rFonts w:eastAsia="Malgun Gothic" w:ascii="Malgun Gothic" w:hAnsi="Malgun Gothic"/>
               </w:rPr>
-              <w:t>3가지 카테고리 슬라이드 (각 5초씩)</w:t>
-            </w:r>
-          </w:p>
-        </w:tc>
-        <w:tc>
-          <w:tcPr>
-            <w:tcW w:type="dxa" w:w="1134"/>
+              <w:t>AI가 한국 경제 14가지 신호로 지금이 좋은 시기인지 판단</w:t>
+            </w:r>
+          </w:p>
+        </w:tc>
+        <w:tc>
+          <w:tcPr>
+            <w:tcW w:type="dxa" w:w="2551"/>
           </w:tcPr>
           <w:p>
             <w:pPr>
@@ -2477,7 +2536,7 @@
                 <w:sz w:val="19"/>
                 <w:rFonts w:eastAsia="Malgun Gothic" w:ascii="Malgun Gothic" w:hAnsi="Malgun Gothic"/>
               </w:rPr>
-              <w:t>BGM 유지</w:t>
+              <w:t>regime 라벨 + 14개 지표 표 클로즈업</w:t>
             </w:r>
           </w:p>
         </w:tc>
@@ -2485,7 +2544,7 @@
       <w:tr>
         <w:tc>
           <w:tcPr>
-            <w:tcW w:type="dxa" w:w="1134"/>
+            <w:tcW w:type="dxa" w:w="1020"/>
           </w:tcPr>
           <w:p>
             <w:pPr>
@@ -2499,13 +2558,13 @@
                 <w:sz w:val="19"/>
                 <w:rFonts w:eastAsia="Malgun Gothic" w:ascii="Malgun Gothic" w:hAnsi="Malgun Gothic"/>
               </w:rPr>
-              <w:t>0:25 - 0:45</w:t>
-            </w:r>
-          </w:p>
-        </w:tc>
-        <w:tc>
-          <w:tcPr>
-            <w:tcW w:type="dxa" w:w="850"/>
+              <w:t>0:50 - 1:10</w:t>
+            </w:r>
+          </w:p>
+        </w:tc>
+        <w:tc>
+          <w:tcPr>
+            <w:tcW w:type="dxa" w:w="1417"/>
           </w:tcPr>
           <w:p>
             <w:pPr>
@@ -2519,13 +2578,13 @@
                 <w:sz w:val="19"/>
                 <w:rFonts w:eastAsia="Malgun Gothic" w:ascii="Malgun Gothic" w:hAnsi="Malgun Gothic"/>
               </w:rPr>
-              <w:t>Solution-1</w:t>
-            </w:r>
-          </w:p>
-        </w:tc>
-        <w:tc>
-          <w:tcPr>
-            <w:tcW w:type="dxa" w:w="2835"/>
+              <w:t>AI 자산 분석가 18명</w:t>
+            </w:r>
+          </w:p>
+        </w:tc>
+        <w:tc>
+          <w:tcPr>
+            <w:tcW w:type="dxa" w:w="1984"/>
           </w:tcPr>
           <w:p>
             <w:pPr>
@@ -2539,7 +2598,7 @@
                 <w:sz w:val="19"/>
                 <w:rFonts w:eastAsia="Malgun Gothic" w:ascii="Malgun Gothic" w:hAnsi="Malgun Gothic"/>
               </w:rPr>
-              <w:t>AI 46명이 운용사 통째로 대체 — 자율 협업</w:t>
+              <w:t>3_Asset_Classes</w:t>
             </w:r>
           </w:p>
         </w:tc>
@@ -2559,13 +2618,13 @@
                 <w:sz w:val="19"/>
                 <w:rFonts w:eastAsia="Malgun Gothic" w:ascii="Malgun Gothic" w:hAnsi="Malgun Gothic"/>
               </w:rPr>
-              <w:t>Section 3 매핑 표를 애니메이션으로 (사람 ↔ AI)</w:t>
-            </w:r>
-          </w:p>
-        </w:tc>
-        <w:tc>
-          <w:tcPr>
-            <w:tcW w:type="dxa" w:w="1134"/>
+              <w:t>18명의 AI가 각자 한 ETF를 맡아 *얼마나 오를지* 예측</w:t>
+            </w:r>
+          </w:p>
+        </w:tc>
+        <w:tc>
+          <w:tcPr>
+            <w:tcW w:type="dxa" w:w="2551"/>
           </w:tcPr>
           <w:p>
             <w:pPr>
@@ -2579,7 +2638,7 @@
                 <w:sz w:val="19"/>
                 <w:rFonts w:eastAsia="Malgun Gothic" w:ascii="Malgun Gothic" w:hAnsi="Malgun Gothic"/>
               </w:rPr>
-              <w:t>BGM 전환 (희망적 톤)</w:t>
+              <w:t>18개 자산 카드 빠른 컷 (각 ~1초)</w:t>
             </w:r>
           </w:p>
         </w:tc>
@@ -2587,7 +2646,7 @@
       <w:tr>
         <w:tc>
           <w:tcPr>
-            <w:tcW w:type="dxa" w:w="1134"/>
+            <w:tcW w:type="dxa" w:w="1020"/>
           </w:tcPr>
           <w:p>
             <w:pPr>
@@ -2601,13 +2660,13 @@
                 <w:sz w:val="19"/>
                 <w:rFonts w:eastAsia="Malgun Gothic" w:ascii="Malgun Gothic" w:hAnsi="Malgun Gothic"/>
               </w:rPr>
-              <w:t>0:45 - 1:00</w:t>
-            </w:r>
-          </w:p>
-        </w:tc>
-        <w:tc>
-          <w:tcPr>
-            <w:tcW w:type="dxa" w:w="850"/>
+              <w:t>1:10 - 1:35</w:t>
+            </w:r>
+          </w:p>
+        </w:tc>
+        <w:tc>
+          <w:tcPr>
+            <w:tcW w:type="dxa" w:w="1417"/>
           </w:tcPr>
           <w:p>
             <w:pPr>
@@ -2621,13 +2680,13 @@
                 <w:sz w:val="19"/>
                 <w:rFonts w:eastAsia="Malgun Gothic" w:ascii="Malgun Gothic" w:hAnsi="Malgun Gothic"/>
               </w:rPr>
-              <w:t>Solution-2</w:t>
-            </w:r>
-          </w:p>
-        </w:tc>
-        <w:tc>
-          <w:tcPr>
-            <w:tcW w:type="dxa" w:w="2835"/>
+              <w:t>AI 매니저 21명</w:t>
+            </w:r>
+          </w:p>
+        </w:tc>
+        <w:tc>
+          <w:tcPr>
+            <w:tcW w:type="dxa" w:w="1984"/>
           </w:tcPr>
           <w:p>
             <w:pPr>
@@ -2641,7 +2700,7 @@
                 <w:sz w:val="19"/>
                 <w:rFonts w:eastAsia="Malgun Gothic" w:ascii="Malgun Gothic" w:hAnsi="Malgun Gothic"/>
               </w:rPr>
-              <w:t>매크로 진단 → 21개 모델 → 동료평가 → CIO 결정 (5단계 파이프라인)</w:t>
+              <w:t>5_월간_연금_포트폴리오 (히트맵)</w:t>
             </w:r>
           </w:p>
         </w:tc>
@@ -2661,13 +2720,13 @@
                 <w:sz w:val="19"/>
                 <w:rFonts w:eastAsia="Malgun Gothic" w:ascii="Malgun Gothic" w:hAnsi="Malgun Gothic"/>
               </w:rPr>
-              <w:t>5단계 다이어그램 + 대시보드 페이지 5의 21×ETF 히트맵</w:t>
-            </w:r>
-          </w:p>
-        </w:tc>
-        <w:tc>
-          <w:tcPr>
-            <w:tcW w:type="dxa" w:w="1134"/>
+              <w:t>같은 자료, 다른 방식 — 21명이 21개 다른 답을 냄</w:t>
+            </w:r>
+          </w:p>
+        </w:tc>
+        <w:tc>
+          <w:tcPr>
+            <w:tcW w:type="dxa" w:w="2551"/>
           </w:tcPr>
           <w:p>
             <w:pPr>
@@ -2681,7 +2740,7 @@
                 <w:sz w:val="19"/>
                 <w:rFonts w:eastAsia="Malgun Gothic" w:ascii="Malgun Gothic" w:hAnsi="Malgun Gothic"/>
               </w:rPr>
-              <w:t>BGM 가속</w:t>
+              <w:t>21×ETF 히트맵 zoom-in (색상 차이 강조)</w:t>
             </w:r>
           </w:p>
         </w:tc>
@@ -2689,7 +2748,7 @@
       <w:tr>
         <w:tc>
           <w:tcPr>
-            <w:tcW w:type="dxa" w:w="1134"/>
+            <w:tcW w:type="dxa" w:w="1020"/>
           </w:tcPr>
           <w:p>
             <w:pPr>
@@ -2703,13 +2762,13 @@
                 <w:sz w:val="19"/>
                 <w:rFonts w:eastAsia="Malgun Gothic" w:ascii="Malgun Gothic" w:hAnsi="Malgun Gothic"/>
               </w:rPr>
-              <w:t>1:00 - 1:15</w:t>
-            </w:r>
-          </w:p>
-        </w:tc>
-        <w:tc>
-          <w:tcPr>
-            <w:tcW w:type="dxa" w:w="850"/>
+              <w:t>1:35 - 1:55</w:t>
+            </w:r>
+          </w:p>
+        </w:tc>
+        <w:tc>
+          <w:tcPr>
+            <w:tcW w:type="dxa" w:w="1417"/>
           </w:tcPr>
           <w:p>
             <w:pPr>
@@ -2723,13 +2782,13 @@
                 <w:sz w:val="19"/>
                 <w:rFonts w:eastAsia="Malgun Gothic" w:ascii="Malgun Gothic" w:hAnsi="Malgun Gothic"/>
               </w:rPr>
-              <w:t>Result</w:t>
-            </w:r>
-          </w:p>
-        </w:tc>
-        <w:tc>
-          <w:tcPr>
-            <w:tcW w:type="dxa" w:w="2835"/>
+              <w:t>AI 동료평가 + 팀장 결정</w:t>
+            </w:r>
+          </w:p>
+        </w:tc>
+        <w:tc>
+          <w:tcPr>
+            <w:tcW w:type="dxa" w:w="1984"/>
           </w:tcPr>
           <w:p>
             <w:pPr>
@@ -2743,7 +2802,7 @@
                 <w:sz w:val="19"/>
                 <w:rFonts w:eastAsia="Malgun Gothic" w:ascii="Malgun Gothic" w:hAnsi="Malgun Gothic"/>
               </w:rPr>
-              <w:t>8.3년 walk-forward Sharpe 1.195, CAGR 11.15%, MDD -21.6% — KR 60/40 대비 변동성 32% 낮음</w:t>
+              <w:t>5_월간_연금_포트폴리오 (CIO)</w:t>
             </w:r>
           </w:p>
         </w:tc>
@@ -2763,13 +2822,13 @@
                 <w:sz w:val="19"/>
                 <w:rFonts w:eastAsia="Malgun Gothic" w:ascii="Malgun Gothic" w:hAnsi="Malgun Gothic"/>
               </w:rPr>
-              <w:t>Backtest 페이지 NAV 곡선 + 메트릭 카드 4장</w:t>
-            </w:r>
-          </w:p>
-        </w:tc>
-        <w:tc>
-          <w:tcPr>
-            <w:tcW w:type="dxa" w:w="1134"/>
+              <w:t>AI들이 서로 점수 매기고, 팀장 AI가 최종 선택</w:t>
+            </w:r>
+          </w:p>
+        </w:tc>
+        <w:tc>
+          <w:tcPr>
+            <w:tcW w:type="dxa" w:w="2551"/>
           </w:tcPr>
           <w:p>
             <w:pPr>
@@ -2783,7 +2842,7 @@
                 <w:sz w:val="19"/>
                 <w:rFonts w:eastAsia="Malgun Gothic" w:ascii="Malgun Gothic" w:hAnsi="Malgun Gothic"/>
               </w:rPr>
-              <w:t>BGM 절정</w:t>
+              <w:t>Borda 투표 표 → CIO 도넛 트랜지션</w:t>
             </w:r>
           </w:p>
         </w:tc>
@@ -2791,7 +2850,7 @@
       <w:tr>
         <w:tc>
           <w:tcPr>
-            <w:tcW w:type="dxa" w:w="1134"/>
+            <w:tcW w:type="dxa" w:w="1020"/>
           </w:tcPr>
           <w:p>
             <w:pPr>
@@ -2805,13 +2864,13 @@
                 <w:sz w:val="19"/>
                 <w:rFonts w:eastAsia="Malgun Gothic" w:ascii="Malgun Gothic" w:hAnsi="Malgun Gothic"/>
               </w:rPr>
-              <w:t>1:15 - 1:30</w:t>
-            </w:r>
-          </w:p>
-        </w:tc>
-        <w:tc>
-          <w:tcPr>
-            <w:tcW w:type="dxa" w:w="850"/>
+              <w:t>1:55 - 2:15</w:t>
+            </w:r>
+          </w:p>
+        </w:tc>
+        <w:tc>
+          <w:tcPr>
+            <w:tcW w:type="dxa" w:w="1417"/>
           </w:tcPr>
           <w:p>
             <w:pPr>
@@ -2825,13 +2884,13 @@
                 <w:sz w:val="19"/>
                 <w:rFonts w:eastAsia="Malgun Gothic" w:ascii="Malgun Gothic" w:hAnsi="Malgun Gothic"/>
               </w:rPr>
-              <w:t>CTA</w:t>
-            </w:r>
-          </w:p>
-        </w:tc>
-        <w:tc>
-          <w:tcPr>
-            <w:tcW w:type="dxa" w:w="2835"/>
+              <w:t>이번 달 추천 포트폴리오</w:t>
+            </w:r>
+          </w:p>
+        </w:tc>
+        <w:tc>
+          <w:tcPr>
+            <w:tcW w:type="dxa" w:w="1984"/>
           </w:tcPr>
           <w:p>
             <w:pPr>
@@ -2845,7 +2904,7 @@
                 <w:sz w:val="19"/>
                 <w:rFonts w:eastAsia="Malgun Gothic" w:ascii="Malgun Gothic" w:hAnsi="Malgun Gothic"/>
               </w:rPr>
-              <w:t>매월 자동 추천 — 무료 데모 공개</w:t>
+              <w:t>6_현재_포트폴리오</w:t>
             </w:r>
           </w:p>
         </w:tc>
@@ -2865,13 +2924,13 @@
                 <w:sz w:val="19"/>
                 <w:rFonts w:eastAsia="Malgun Gothic" w:ascii="Malgun Gothic" w:hAnsi="Malgun Gothic"/>
               </w:rPr>
-              <w:t>URL + QR 코드 + 면책 고지</w:t>
-            </w:r>
-          </w:p>
-        </w:tc>
-        <w:tc>
-          <w:tcPr>
-            <w:tcW w:type="dxa" w:w="1134"/>
+              <w:t>주식 55% + 금/원유 15% = 공격적 70%, 채권/현금 30%</w:t>
+            </w:r>
+          </w:p>
+        </w:tc>
+        <w:tc>
+          <w:tcPr>
+            <w:tcW w:type="dxa" w:w="2551"/>
           </w:tcPr>
           <w:p>
             <w:pPr>
@@ -2885,7 +2944,211 @@
                 <w:sz w:val="19"/>
                 <w:rFonts w:eastAsia="Malgun Gothic" w:ascii="Malgun Gothic" w:hAnsi="Malgun Gothic"/>
               </w:rPr>
-              <w:t>BGM 페이드아웃</w:t>
+              <w:t>도넛 + 18 ETF 비중 표</w:t>
+            </w:r>
+          </w:p>
+        </w:tc>
+      </w:tr>
+      <w:tr>
+        <w:tc>
+          <w:tcPr>
+            <w:tcW w:type="dxa" w:w="1020"/>
+          </w:tcPr>
+          <w:p>
+            <w:pPr>
+              <w:spacing w:after="0"/>
+            </w:pPr>
+            <w:r/>
+            <w:r>
+              <w:rPr>
+                <w:rFonts w:ascii="Malgun Gothic" w:hAnsi="Malgun Gothic"/>
+                <w:b w:val="0"/>
+                <w:sz w:val="19"/>
+                <w:rFonts w:eastAsia="Malgun Gothic" w:ascii="Malgun Gothic" w:hAnsi="Malgun Gothic"/>
+              </w:rPr>
+              <w:t>2:15 - 3:00</w:t>
+            </w:r>
+          </w:p>
+        </w:tc>
+        <w:tc>
+          <w:tcPr>
+            <w:tcW w:type="dxa" w:w="1417"/>
+          </w:tcPr>
+          <w:p>
+            <w:pPr>
+              <w:spacing w:after="0"/>
+            </w:pPr>
+            <w:r/>
+            <w:r>
+              <w:rPr>
+                <w:rFonts w:ascii="Malgun Gothic" w:hAnsi="Malgun Gothic"/>
+                <w:b w:val="0"/>
+                <w:sz w:val="19"/>
+                <w:rFonts w:eastAsia="Malgun Gothic" w:ascii="Malgun Gothic" w:hAnsi="Malgun Gothic"/>
+              </w:rPr>
+              <w:t>8년 검증 vs 60/40</w:t>
+            </w:r>
+          </w:p>
+        </w:tc>
+        <w:tc>
+          <w:tcPr>
+            <w:tcW w:type="dxa" w:w="1984"/>
+          </w:tcPr>
+          <w:p>
+            <w:pPr>
+              <w:spacing w:after="0"/>
+            </w:pPr>
+            <w:r/>
+            <w:r>
+              <w:rPr>
+                <w:rFonts w:ascii="Malgun Gothic" w:hAnsi="Malgun Gothic"/>
+                <w:b w:val="0"/>
+                <w:sz w:val="19"/>
+                <w:rFonts w:eastAsia="Malgun Gothic" w:ascii="Malgun Gothic" w:hAnsi="Malgun Gothic"/>
+              </w:rPr>
+              <w:t>1_Backtest</w:t>
+            </w:r>
+          </w:p>
+        </w:tc>
+        <w:tc>
+          <w:tcPr>
+            <w:tcW w:type="dxa" w:w="2835"/>
+          </w:tcPr>
+          <w:p>
+            <w:pPr>
+              <w:spacing w:after="0"/>
+            </w:pPr>
+            <w:r/>
+            <w:r>
+              <w:rPr>
+                <w:rFonts w:ascii="Malgun Gothic" w:hAnsi="Malgun Gothic"/>
+                <w:b w:val="0"/>
+                <w:sz w:val="19"/>
+                <w:rFonts w:eastAsia="Malgun Gothic" w:ascii="Malgun Gothic" w:hAnsi="Malgun Gothic"/>
+              </w:rPr>
+              <w:t>흔들림 30% 작고 수익은 더 좋음 — 100만원 → 233만원</w:t>
+            </w:r>
+          </w:p>
+        </w:tc>
+        <w:tc>
+          <w:tcPr>
+            <w:tcW w:type="dxa" w:w="2551"/>
+          </w:tcPr>
+          <w:p>
+            <w:pPr>
+              <w:spacing w:after="0"/>
+            </w:pPr>
+            <w:r/>
+            <w:r>
+              <w:rPr>
+                <w:rFonts w:ascii="Malgun Gothic" w:hAnsi="Malgun Gothic"/>
+                <w:b w:val="0"/>
+                <w:sz w:val="19"/>
+                <w:rFonts w:eastAsia="Malgun Gothic" w:ascii="Malgun Gothic" w:hAnsi="Malgun Gothic"/>
+              </w:rPr>
+              <w:t>NAV 곡선 + 메트릭 카드 4장</w:t>
+            </w:r>
+          </w:p>
+        </w:tc>
+      </w:tr>
+      <w:tr>
+        <w:tc>
+          <w:tcPr>
+            <w:tcW w:type="dxa" w:w="1020"/>
+          </w:tcPr>
+          <w:p>
+            <w:pPr>
+              <w:spacing w:after="0"/>
+            </w:pPr>
+            <w:r/>
+            <w:r>
+              <w:rPr>
+                <w:rFonts w:ascii="Malgun Gothic" w:hAnsi="Malgun Gothic"/>
+                <w:b w:val="0"/>
+                <w:sz w:val="19"/>
+                <w:rFonts w:eastAsia="Malgun Gothic" w:ascii="Malgun Gothic" w:hAnsi="Malgun Gothic"/>
+              </w:rPr>
+              <w:t>3:00 - 3:30</w:t>
+            </w:r>
+          </w:p>
+        </w:tc>
+        <w:tc>
+          <w:tcPr>
+            <w:tcW w:type="dxa" w:w="1417"/>
+          </w:tcPr>
+          <w:p>
+            <w:pPr>
+              <w:spacing w:after="0"/>
+            </w:pPr>
+            <w:r/>
+            <w:r>
+              <w:rPr>
+                <w:rFonts w:ascii="Malgun Gothic" w:hAnsi="Malgun Gothic"/>
+                <w:b w:val="0"/>
+                <w:sz w:val="19"/>
+                <w:rFonts w:eastAsia="Malgun Gothic" w:ascii="Malgun Gothic" w:hAnsi="Malgun Gothic"/>
+              </w:rPr>
+              <w:t>CTA + 면책</w:t>
+            </w:r>
+          </w:p>
+        </w:tc>
+        <w:tc>
+          <w:tcPr>
+            <w:tcW w:type="dxa" w:w="1984"/>
+          </w:tcPr>
+          <w:p>
+            <w:pPr>
+              <w:spacing w:after="0"/>
+            </w:pPr>
+            <w:r/>
+            <w:r>
+              <w:rPr>
+                <w:rFonts w:ascii="Malgun Gothic" w:hAnsi="Malgun Gothic"/>
+                <w:b w:val="0"/>
+                <w:sz w:val="19"/>
+                <w:rFonts w:eastAsia="Malgun Gothic" w:ascii="Malgun Gothic" w:hAnsi="Malgun Gothic"/>
+              </w:rPr>
+              <w:t>(없음)</w:t>
+            </w:r>
+          </w:p>
+        </w:tc>
+        <w:tc>
+          <w:tcPr>
+            <w:tcW w:type="dxa" w:w="2835"/>
+          </w:tcPr>
+          <w:p>
+            <w:pPr>
+              <w:spacing w:after="0"/>
+            </w:pPr>
+            <w:r/>
+            <w:r>
+              <w:rPr>
+                <w:rFonts w:ascii="Malgun Gothic" w:hAnsi="Malgun Gothic"/>
+                <w:b w:val="0"/>
+                <w:sz w:val="19"/>
+                <w:rFonts w:eastAsia="Malgun Gothic" w:ascii="Malgun Gothic" w:hAnsi="Malgun Gothic"/>
+              </w:rPr>
+              <w:t>매월 1일 자동, 무료. 본 자료는 투자 권유가 아닙니다</w:t>
+            </w:r>
+          </w:p>
+        </w:tc>
+        <w:tc>
+          <w:tcPr>
+            <w:tcW w:type="dxa" w:w="2551"/>
+          </w:tcPr>
+          <w:p>
+            <w:pPr>
+              <w:spacing w:after="0"/>
+            </w:pPr>
+            <w:r/>
+            <w:r>
+              <w:rPr>
+                <w:rFonts w:ascii="Malgun Gothic" w:hAnsi="Malgun Gothic"/>
+                <w:b w:val="0"/>
+                <w:sz w:val="19"/>
+                <w:rFonts w:eastAsia="Malgun Gothic" w:ascii="Malgun Gothic" w:hAnsi="Malgun Gothic"/>
+              </w:rPr>
+              <w:t>URL + QR + 면책 5초 정지</w:t>
             </w:r>
           </w:p>
         </w:tc>
@@ -2904,57 +3167,339 @@
           <w:sz w:val="26"/>
           <w:rFonts w:eastAsia="Malgun Gothic" w:ascii="Malgun Gothic" w:hAnsi="Malgun Gothic"/>
         </w:rPr>
-        <w:t>30초 티저 (Hook + Result만)</w:t>
+        <w:t>60초 티저 (메인의 압축 — 빠른 컷)</w:t>
       </w:r>
     </w:p>
-    <w:p>
-      <w:pPr>
-        <w:pStyle w:val="ListBullet"/>
-        <w:spacing w:after="40"/>
-        <w:ind w:left="283"/>
-      </w:pPr>
-      <w:r>
-        <w:rPr>
-          <w:rFonts w:ascii="Malgun Gothic" w:hAnsi="Malgun Gothic"/>
-          <w:b w:val="0"/>
-          <w:sz w:val="20"/>
-          <w:rFonts w:eastAsia="Malgun Gothic" w:ascii="Malgun Gothic" w:hAnsi="Malgun Gothic"/>
-        </w:rPr>
-        <w:t>0:00 - 0:05  훅: "퇴직연금, AI 46명에게 맡긴다면?"</w:t>
-      </w:r>
-    </w:p>
-    <w:p>
-      <w:pPr>
-        <w:pStyle w:val="ListBullet"/>
-        <w:spacing w:after="40"/>
-        <w:ind w:left="283"/>
-      </w:pPr>
-      <w:r>
-        <w:rPr>
-          <w:rFonts w:ascii="Malgun Gothic" w:hAnsi="Malgun Gothic"/>
-          <w:b w:val="0"/>
-          <w:sz w:val="20"/>
-          <w:rFonts w:eastAsia="Malgun Gothic" w:ascii="Malgun Gothic" w:hAnsi="Malgun Gothic"/>
-        </w:rPr>
-        <w:t>0:05 - 0:20  Solution: AI 조직 매핑 표 빠른 컷 + 21개 모델 히트맵</w:t>
-      </w:r>
-    </w:p>
-    <w:p>
-      <w:pPr>
-        <w:pStyle w:val="ListBullet"/>
-        <w:spacing w:after="40"/>
-        <w:ind w:left="283"/>
-      </w:pPr>
-      <w:r>
-        <w:rPr>
-          <w:rFonts w:ascii="Malgun Gothic" w:hAnsi="Malgun Gothic"/>
-          <w:b w:val="0"/>
-          <w:sz w:val="20"/>
-          <w:rFonts w:eastAsia="Malgun Gothic" w:ascii="Malgun Gothic" w:hAnsi="Malgun Gothic"/>
-        </w:rPr>
-        <w:t>0:20 - 0:30  Result + CTA: Sharpe 1.195 / 누적 +133% / URL</w:t>
-      </w:r>
-    </w:p>
+    <w:tbl>
+      <w:tblPr>
+        <w:tblStyle w:val="LightGrid-Accent1"/>
+        <w:tblW w:type="auto" w:w="0"/>
+        <w:jc w:val="center"/>
+        <w:tblLook w:firstColumn="1" w:firstRow="1" w:lastColumn="0" w:lastRow="0" w:noHBand="0" w:noVBand="1" w:val="04A0"/>
+      </w:tblPr>
+      <w:tblGrid>
+        <w:gridCol w:w="3249"/>
+        <w:gridCol w:w="3249"/>
+        <w:gridCol w:w="3249"/>
+      </w:tblGrid>
+      <w:tr>
+        <w:tc>
+          <w:tcPr>
+            <w:tcW w:type="dxa" w:w="1134"/>
+            <w:shd w:val="clear" w:fill="1F4E79"/>
+          </w:tcPr>
+          <w:p>
+            <w:pPr>
+              <w:jc w:val="center"/>
+            </w:pPr>
+            <w:r/>
+            <w:r>
+              <w:rPr>
+                <w:rFonts w:ascii="Malgun Gothic" w:hAnsi="Malgun Gothic"/>
+                <w:b/>
+                <w:color w:val="FFFFFF"/>
+                <w:sz w:val="20"/>
+                <w:rFonts w:eastAsia="Malgun Gothic" w:ascii="Malgun Gothic" w:hAnsi="Malgun Gothic"/>
+              </w:rPr>
+              <w:t>시간</w:t>
+            </w:r>
+          </w:p>
+        </w:tc>
+        <w:tc>
+          <w:tcPr>
+            <w:tcW w:type="dxa" w:w="3685"/>
+            <w:shd w:val="clear" w:fill="1F4E79"/>
+          </w:tcPr>
+          <w:p>
+            <w:pPr>
+              <w:jc w:val="center"/>
+            </w:pPr>
+            <w:r/>
+            <w:r>
+              <w:rPr>
+                <w:rFonts w:ascii="Malgun Gothic" w:hAnsi="Malgun Gothic"/>
+                <w:b/>
+                <w:color w:val="FFFFFF"/>
+                <w:sz w:val="20"/>
+                <w:rFonts w:eastAsia="Malgun Gothic" w:ascii="Malgun Gothic" w:hAnsi="Malgun Gothic"/>
+              </w:rPr>
+              <w:t>메시지</w:t>
+            </w:r>
+          </w:p>
+        </w:tc>
+        <w:tc>
+          <w:tcPr>
+            <w:tcW w:type="dxa" w:w="3969"/>
+            <w:shd w:val="clear" w:fill="1F4E79"/>
+          </w:tcPr>
+          <w:p>
+            <w:pPr>
+              <w:jc w:val="center"/>
+            </w:pPr>
+            <w:r/>
+            <w:r>
+              <w:rPr>
+                <w:rFonts w:ascii="Malgun Gothic" w:hAnsi="Malgun Gothic"/>
+                <w:b/>
+                <w:color w:val="FFFFFF"/>
+                <w:sz w:val="20"/>
+                <w:rFonts w:eastAsia="Malgun Gothic" w:ascii="Malgun Gothic" w:hAnsi="Malgun Gothic"/>
+              </w:rPr>
+              <w:t>화면</w:t>
+            </w:r>
+          </w:p>
+        </w:tc>
+      </w:tr>
+      <w:tr>
+        <w:tc>
+          <w:tcPr>
+            <w:tcW w:type="dxa" w:w="1134"/>
+          </w:tcPr>
+          <w:p>
+            <w:pPr>
+              <w:spacing w:after="0"/>
+            </w:pPr>
+            <w:r/>
+            <w:r>
+              <w:rPr>
+                <w:rFonts w:ascii="Malgun Gothic" w:hAnsi="Malgun Gothic"/>
+                <w:b w:val="0"/>
+                <w:sz w:val="19"/>
+                <w:rFonts w:eastAsia="Malgun Gothic" w:ascii="Malgun Gothic" w:hAnsi="Malgun Gothic"/>
+              </w:rPr>
+              <w:t>0:00 - 0:10</w:t>
+            </w:r>
+          </w:p>
+        </w:tc>
+        <w:tc>
+          <w:tcPr>
+            <w:tcW w:type="dxa" w:w="3685"/>
+          </w:tcPr>
+          <w:p>
+            <w:pPr>
+              <w:spacing w:after="0"/>
+            </w:pPr>
+            <w:r/>
+            <w:r>
+              <w:rPr>
+                <w:rFonts w:ascii="Malgun Gothic" w:hAnsi="Malgun Gothic"/>
+                <w:b w:val="0"/>
+                <w:sz w:val="19"/>
+                <w:rFonts w:eastAsia="Malgun Gothic" w:ascii="Malgun Gothic" w:hAnsi="Malgun Gothic"/>
+              </w:rPr>
+              <w:t>퇴직연금. 한도 70%, 안 쓰면 손해입니다.</w:t>
+            </w:r>
+          </w:p>
+        </w:tc>
+        <w:tc>
+          <w:tcPr>
+            <w:tcW w:type="dxa" w:w="3969"/>
+          </w:tcPr>
+          <w:p>
+            <w:pPr>
+              <w:spacing w:after="0"/>
+            </w:pPr>
+            <w:r/>
+            <w:r>
+              <w:rPr>
+                <w:rFonts w:ascii="Malgun Gothic" w:hAnsi="Malgun Gothic"/>
+                <w:b w:val="0"/>
+                <w:sz w:val="19"/>
+                <w:rFonts w:eastAsia="Malgun Gothic" w:ascii="Malgun Gothic" w:hAnsi="Malgun Gothic"/>
+              </w:rPr>
+              <w:t>Hero shot — 누적 비교 차트 1초 + AI 46명 매핑 표 5초</w:t>
+            </w:r>
+          </w:p>
+        </w:tc>
+      </w:tr>
+      <w:tr>
+        <w:tc>
+          <w:tcPr>
+            <w:tcW w:type="dxa" w:w="1134"/>
+          </w:tcPr>
+          <w:p>
+            <w:pPr>
+              <w:spacing w:after="0"/>
+            </w:pPr>
+            <w:r/>
+            <w:r>
+              <w:rPr>
+                <w:rFonts w:ascii="Malgun Gothic" w:hAnsi="Malgun Gothic"/>
+                <w:b w:val="0"/>
+                <w:sz w:val="19"/>
+                <w:rFonts w:eastAsia="Malgun Gothic" w:ascii="Malgun Gothic" w:hAnsi="Malgun Gothic"/>
+              </w:rPr>
+              <w:t>0:10 - 0:25</w:t>
+            </w:r>
+          </w:p>
+        </w:tc>
+        <w:tc>
+          <w:tcPr>
+            <w:tcW w:type="dxa" w:w="3685"/>
+          </w:tcPr>
+          <w:p>
+            <w:pPr>
+              <w:spacing w:after="0"/>
+            </w:pPr>
+            <w:r/>
+            <w:r>
+              <w:rPr>
+                <w:rFonts w:ascii="Malgun Gothic" w:hAnsi="Malgun Gothic"/>
+                <w:b w:val="0"/>
+                <w:sz w:val="19"/>
+                <w:rFonts w:eastAsia="Malgun Gothic" w:ascii="Malgun Gothic" w:hAnsi="Malgun Gothic"/>
+              </w:rPr>
+              <w:t>46명의 AI 팀이 한국 경제부터 ETF 비중까지 — 자기들끼리 의논해서 매달 추천을 만듭니다.</w:t>
+            </w:r>
+          </w:p>
+        </w:tc>
+        <w:tc>
+          <w:tcPr>
+            <w:tcW w:type="dxa" w:w="3969"/>
+          </w:tcPr>
+          <w:p>
+            <w:pPr>
+              <w:spacing w:after="0"/>
+            </w:pPr>
+            <w:r/>
+            <w:r>
+              <w:rPr>
+                <w:rFonts w:ascii="Malgun Gothic" w:hAnsi="Malgun Gothic"/>
+                <w:b w:val="0"/>
+                <w:sz w:val="19"/>
+                <w:rFonts w:eastAsia="Malgun Gothic" w:ascii="Malgun Gothic" w:hAnsi="Malgun Gothic"/>
+              </w:rPr>
+              <w:t>사이드바 Macro → Assets → 21 PC 히트맵 → CIO 도넛 빠른 컷 (각 3-4초)</w:t>
+            </w:r>
+          </w:p>
+        </w:tc>
+      </w:tr>
+      <w:tr>
+        <w:tc>
+          <w:tcPr>
+            <w:tcW w:type="dxa" w:w="1134"/>
+          </w:tcPr>
+          <w:p>
+            <w:pPr>
+              <w:spacing w:after="0"/>
+            </w:pPr>
+            <w:r/>
+            <w:r>
+              <w:rPr>
+                <w:rFonts w:ascii="Malgun Gothic" w:hAnsi="Malgun Gothic"/>
+                <w:b w:val="0"/>
+                <w:sz w:val="19"/>
+                <w:rFonts w:eastAsia="Malgun Gothic" w:ascii="Malgun Gothic" w:hAnsi="Malgun Gothic"/>
+              </w:rPr>
+              <w:t>0:25 - 0:45</w:t>
+            </w:r>
+          </w:p>
+        </w:tc>
+        <w:tc>
+          <w:tcPr>
+            <w:tcW w:type="dxa" w:w="3685"/>
+          </w:tcPr>
+          <w:p>
+            <w:pPr>
+              <w:spacing w:after="0"/>
+            </w:pPr>
+            <w:r/>
+            <w:r>
+              <w:rPr>
+                <w:rFonts w:ascii="Malgun Gothic" w:hAnsi="Malgun Gothic"/>
+                <w:b w:val="0"/>
+                <w:sz w:val="19"/>
+                <w:rFonts w:eastAsia="Malgun Gothic" w:ascii="Malgun Gothic" w:hAnsi="Malgun Gothic"/>
+              </w:rPr>
+              <w:t>지난 8년 검증: 60/40 펀드 대비 흔들림 30% 작고 수익 더 좋음.</w:t>
+            </w:r>
+          </w:p>
+        </w:tc>
+        <w:tc>
+          <w:tcPr>
+            <w:tcW w:type="dxa" w:w="3969"/>
+          </w:tcPr>
+          <w:p>
+            <w:pPr>
+              <w:spacing w:after="0"/>
+            </w:pPr>
+            <w:r/>
+            <w:r>
+              <w:rPr>
+                <w:rFonts w:ascii="Malgun Gothic" w:hAnsi="Malgun Gothic"/>
+                <w:b w:val="0"/>
+                <w:sz w:val="19"/>
+                <w:rFonts w:eastAsia="Malgun Gothic" w:ascii="Malgun Gothic" w:hAnsi="Malgun Gothic"/>
+              </w:rPr>
+              <w:t>NAV 곡선 + Sharpe 1.195 카드</w:t>
+            </w:r>
+          </w:p>
+        </w:tc>
+      </w:tr>
+      <w:tr>
+        <w:tc>
+          <w:tcPr>
+            <w:tcW w:type="dxa" w:w="1134"/>
+          </w:tcPr>
+          <w:p>
+            <w:pPr>
+              <w:spacing w:after="0"/>
+            </w:pPr>
+            <w:r/>
+            <w:r>
+              <w:rPr>
+                <w:rFonts w:ascii="Malgun Gothic" w:hAnsi="Malgun Gothic"/>
+                <w:b w:val="0"/>
+                <w:sz w:val="19"/>
+                <w:rFonts w:eastAsia="Malgun Gothic" w:ascii="Malgun Gothic" w:hAnsi="Malgun Gothic"/>
+              </w:rPr>
+              <w:t>0:45 - 1:00</w:t>
+            </w:r>
+          </w:p>
+        </w:tc>
+        <w:tc>
+          <w:tcPr>
+            <w:tcW w:type="dxa" w:w="3685"/>
+          </w:tcPr>
+          <w:p>
+            <w:pPr>
+              <w:spacing w:after="0"/>
+            </w:pPr>
+            <w:r/>
+            <w:r>
+              <w:rPr>
+                <w:rFonts w:ascii="Malgun Gothic" w:hAnsi="Malgun Gothic"/>
+                <w:b w:val="0"/>
+                <w:sz w:val="19"/>
+                <w:rFonts w:eastAsia="Malgun Gothic" w:ascii="Malgun Gothic" w:hAnsi="Malgun Gothic"/>
+              </w:rPr>
+              <w:t>사이트에서 무료. 매월 1일 자동.</w:t>
+            </w:r>
+          </w:p>
+        </w:tc>
+        <w:tc>
+          <w:tcPr>
+            <w:tcW w:type="dxa" w:w="3969"/>
+          </w:tcPr>
+          <w:p>
+            <w:pPr>
+              <w:spacing w:after="0"/>
+            </w:pPr>
+            <w:r/>
+            <w:r>
+              <w:rPr>
+                <w:rFonts w:ascii="Malgun Gothic" w:hAnsi="Malgun Gothic"/>
+                <w:b w:val="0"/>
+                <w:sz w:val="19"/>
+                <w:rFonts w:eastAsia="Malgun Gothic" w:ascii="Malgun Gothic" w:hAnsi="Malgun Gothic"/>
+              </w:rPr>
+              <w:t>URL + QR + 비밀번호 3734 + 면책</w:t>
+            </w:r>
+          </w:p>
+        </w:tc>
+      </w:tr>
+    </w:tbl>
+    <w:p/>
     <w:p>
       <w:r>
         <w:br w:type="page"/>
@@ -2975,7 +3520,7 @@
           <w:sz w:val="36"/>
           <w:rFonts w:eastAsia="Malgun Gothic" w:ascii="Malgun Gothic" w:hAnsi="Malgun Gothic"/>
         </w:rPr>
-        <w:t>5. Narration 초안 (90초 메인)</w:t>
+        <w:t>5. Narration 초안 — 일상 한국어 (메인 3:30 + 티저 60s)</w:t>
       </w:r>
     </w:p>
     <w:p>
@@ -2990,7 +3535,445 @@
           <w:sz w:val="20"/>
           <w:rFonts w:eastAsia="Malgun Gothic" w:ascii="Malgun Gothic" w:hAnsi="Malgun Gothic"/>
         </w:rPr>
-        <w:t>아래 narration은 직접 사용 가능하며, 시간 정합성을 위해 단어를 가감해도 됩니다. 자막은 narration의 80% 길이로 단순화 권장.</w:t>
+        <w:t>아래 narration은 30-50대 일반 시청자가 1-2회 듣고 즉시 이해하도록 일상 한국어로 작성했습니다. "Sharpe", "백테스트", "매크로", "앙상블" 같은 전문 용어를 의도적으로 회피했습니다 — 자막도 narration의 표현을 그대로 (또는 더 짧게) 따라 주세요. §11 글로서리에 "지양 ↔ 권장 표현" 표 첨부.</w:t>
+      </w:r>
+    </w:p>
+    <w:p>
+      <w:pPr>
+        <w:spacing w:before="240" w:after="80"/>
+      </w:pPr>
+      <w:r>
+        <w:rPr>
+          <w:rFonts w:ascii="Malgun Gothic" w:hAnsi="Malgun Gothic"/>
+          <w:b/>
+          <w:color w:val="1F4E79"/>
+          <w:sz w:val="26"/>
+          <w:rFonts w:eastAsia="Malgun Gothic" w:ascii="Malgun Gothic" w:hAnsi="Malgun Gothic"/>
+        </w:rPr>
+        <w:t>메인 영상 (3분 30초) ★</w:t>
+      </w:r>
+    </w:p>
+    <w:p>
+      <w:pPr>
+        <w:spacing w:before="160" w:after="40"/>
+      </w:pPr>
+      <w:r>
+        <w:rPr>
+          <w:rFonts w:ascii="Malgun Gothic" w:hAnsi="Malgun Gothic"/>
+          <w:b/>
+          <w:color w:val="555555"/>
+          <w:sz w:val="22"/>
+          <w:rFonts w:eastAsia="Malgun Gothic" w:ascii="Malgun Gothic" w:hAnsi="Malgun Gothic"/>
+        </w:rPr>
+        <w:t>0:00 - 0:30  [Hook + 컨셉]</w:t>
+      </w:r>
+    </w:p>
+    <w:p>
+      <w:r>
+        <w:rPr>
+          <w:rFonts w:ascii="Malgun Gothic" w:hAnsi="Malgun Gothic"/>
+          <w:b/>
+          <w:color w:val="1F4E79"/>
+          <w:sz w:val="20"/>
+          <w:rFonts w:eastAsia="Malgun Gothic" w:ascii="Malgun Gothic" w:hAnsi="Malgun Gothic"/>
+        </w:rPr>
+        <w:t xml:space="preserve">Narration: </w:t>
+      </w:r>
+      <w:r>
+        <w:rPr>
+          <w:rFonts w:ascii="Malgun Gothic" w:hAnsi="Malgun Gothic"/>
+          <w:b w:val="0"/>
+          <w:sz w:val="20"/>
+          <w:rFonts w:eastAsia="Malgun Gothic" w:ascii="Malgun Gothic" w:hAnsi="Malgun Gothic"/>
+        </w:rPr>
+        <w:t>퇴직연금, 신경 쓰고 계신가요? 한국 퇴직연금은 주식처럼 공격적인 상품에 70%까지 넣을 수 있습니다. 그런데 대부분 그 한도를 다 쓰지 못합니다. 사실, 8년이면 거의 100% 가까운 차이가 납니다. 이걸 AI에게 맡기면 어떨까요? 46명의 AI가 한 팀이 되어, 매달 추천 포트폴리오를 만들어준다면.</w:t>
+      </w:r>
+    </w:p>
+    <w:p>
+      <w:pPr>
+        <w:spacing w:after="160"/>
+      </w:pPr>
+      <w:r>
+        <w:rPr>
+          <w:rFonts w:ascii="Malgun Gothic" w:hAnsi="Malgun Gothic"/>
+          <w:b w:val="0"/>
+          <w:color w:val="555555"/>
+          <w:sz w:val="19"/>
+          <w:rFonts w:eastAsia="Malgun Gothic" w:ascii="Malgun Gothic" w:hAnsi="Malgun Gothic"/>
+        </w:rPr>
+        <w:t>[화면] 안전자산 누적곡선 vs 60/40 누적곡선 차이 강조 → AI 46명 매핑 표 페이드 인</w:t>
+      </w:r>
+    </w:p>
+    <w:p>
+      <w:pPr>
+        <w:spacing w:before="160" w:after="40"/>
+      </w:pPr>
+      <w:r>
+        <w:rPr>
+          <w:rFonts w:ascii="Malgun Gothic" w:hAnsi="Malgun Gothic"/>
+          <w:b/>
+          <w:color w:val="555555"/>
+          <w:sz w:val="22"/>
+          <w:rFonts w:eastAsia="Malgun Gothic" w:ascii="Malgun Gothic" w:hAnsi="Malgun Gothic"/>
+        </w:rPr>
+        <w:t>0:30 - 0:50  [AI 경제 분석가 — 메뉴 2_Macro_Regime]</w:t>
+      </w:r>
+    </w:p>
+    <w:p>
+      <w:r>
+        <w:rPr>
+          <w:rFonts w:ascii="Malgun Gothic" w:hAnsi="Malgun Gothic"/>
+          <w:b/>
+          <w:color w:val="1F4E79"/>
+          <w:sz w:val="20"/>
+          <w:rFonts w:eastAsia="Malgun Gothic" w:ascii="Malgun Gothic" w:hAnsi="Malgun Gothic"/>
+        </w:rPr>
+        <w:t xml:space="preserve">Narration: </w:t>
+      </w:r>
+      <w:r>
+        <w:rPr>
+          <w:rFonts w:ascii="Malgun Gothic" w:hAnsi="Malgun Gothic"/>
+          <w:b w:val="0"/>
+          <w:sz w:val="20"/>
+          <w:rFonts w:eastAsia="Malgun Gothic" w:ascii="Malgun Gothic" w:hAnsi="Malgun Gothic"/>
+        </w:rPr>
+        <w:t>먼저, AI가 지금 한국 경제 상태부터 살핍니다. 금리, 물가, 환율, 수출, 실업률... 14가지 경제 신호를 모아서, 지금이 좋은 시기인지 조심할 시기인지 판단합니다. 사람이 하면 며칠 걸릴 일을 AI는 자동으로 합니다.</w:t>
+      </w:r>
+    </w:p>
+    <w:p>
+      <w:pPr>
+        <w:spacing w:after="160"/>
+      </w:pPr>
+      <w:r>
+        <w:rPr>
+          <w:rFonts w:ascii="Malgun Gothic" w:hAnsi="Malgun Gothic"/>
+          <w:b w:val="0"/>
+          <w:color w:val="555555"/>
+          <w:sz w:val="19"/>
+          <w:rFonts w:eastAsia="Malgun Gothic" w:ascii="Malgun Gothic" w:hAnsi="Malgun Gothic"/>
+        </w:rPr>
+        <w:t>[화면] 사이드바 메뉴 2 클릭 → regime 라벨 + 14개 지표 표 클로즈업 (예: GDP +3.6%, CPI 2.6%, BOK 2.5%)</w:t>
+      </w:r>
+    </w:p>
+    <w:p>
+      <w:pPr>
+        <w:spacing w:before="160" w:after="40"/>
+      </w:pPr>
+      <w:r>
+        <w:rPr>
+          <w:rFonts w:ascii="Malgun Gothic" w:hAnsi="Malgun Gothic"/>
+          <w:b/>
+          <w:color w:val="555555"/>
+          <w:sz w:val="22"/>
+          <w:rFonts w:eastAsia="Malgun Gothic" w:ascii="Malgun Gothic" w:hAnsi="Malgun Gothic"/>
+        </w:rPr>
+        <w:t>0:50 - 1:10  [AI 자산 분석가 18명 — 메뉴 3_Asset_Classes]</w:t>
+      </w:r>
+    </w:p>
+    <w:p>
+      <w:r>
+        <w:rPr>
+          <w:rFonts w:ascii="Malgun Gothic" w:hAnsi="Malgun Gothic"/>
+          <w:b/>
+          <w:color w:val="1F4E79"/>
+          <w:sz w:val="20"/>
+          <w:rFonts w:eastAsia="Malgun Gothic" w:ascii="Malgun Gothic" w:hAnsi="Malgun Gothic"/>
+        </w:rPr>
+        <w:t xml:space="preserve">Narration: </w:t>
+      </w:r>
+      <w:r>
+        <w:rPr>
+          <w:rFonts w:ascii="Malgun Gothic" w:hAnsi="Malgun Gothic"/>
+          <w:b w:val="0"/>
+          <w:sz w:val="20"/>
+          <w:rFonts w:eastAsia="Malgun Gothic" w:ascii="Malgun Gothic" w:hAnsi="Malgun Gothic"/>
+        </w:rPr>
+        <w:t>다음, 18명의 AI가 *각자 한 가지 ETF*를 맡습니다. 코스피 ETF는 1번 AI가, 미국 S&amp;P 500은 2번 AI가, 미국 국채는 3번 AI가... 각자 자기 담당 상품이 앞으로 얼마나 오를지, 얼마나 흔들릴지 예측합니다. 18명이 동시에, 24시간 일합니다.</w:t>
+      </w:r>
+    </w:p>
+    <w:p>
+      <w:pPr>
+        <w:spacing w:after="160"/>
+      </w:pPr>
+      <w:r>
+        <w:rPr>
+          <w:rFonts w:ascii="Malgun Gothic" w:hAnsi="Malgun Gothic"/>
+          <w:b w:val="0"/>
+          <w:color w:val="555555"/>
+          <w:sz w:val="19"/>
+          <w:rFonts w:eastAsia="Malgun Gothic" w:ascii="Malgun Gothic" w:hAnsi="Malgun Gothic"/>
+        </w:rPr>
+        <w:t>[화면] 사이드바 메뉴 3 클릭 → 18개 자산 카드 빠른 컷 (각 ~1초, 카드에 ETF 명 + E[r] 강조)</w:t>
+      </w:r>
+    </w:p>
+    <w:p>
+      <w:pPr>
+        <w:spacing w:before="160" w:after="40"/>
+      </w:pPr>
+      <w:r>
+        <w:rPr>
+          <w:rFonts w:ascii="Malgun Gothic" w:hAnsi="Malgun Gothic"/>
+          <w:b/>
+          <w:color w:val="555555"/>
+          <w:sz w:val="22"/>
+          <w:rFonts w:eastAsia="Malgun Gothic" w:ascii="Malgun Gothic" w:hAnsi="Malgun Gothic"/>
+        </w:rPr>
+        <w:t>1:10 - 1:35  [AI 매니저 21명 — 메뉴 5 히트맵]</w:t>
+      </w:r>
+    </w:p>
+    <w:p>
+      <w:r>
+        <w:rPr>
+          <w:rFonts w:ascii="Malgun Gothic" w:hAnsi="Malgun Gothic"/>
+          <w:b/>
+          <w:color w:val="1F4E79"/>
+          <w:sz w:val="20"/>
+          <w:rFonts w:eastAsia="Malgun Gothic" w:ascii="Malgun Gothic" w:hAnsi="Malgun Gothic"/>
+        </w:rPr>
+        <w:t xml:space="preserve">Narration: </w:t>
+      </w:r>
+      <w:r>
+        <w:rPr>
+          <w:rFonts w:ascii="Malgun Gothic" w:hAnsi="Malgun Gothic"/>
+          <w:b w:val="0"/>
+          <w:sz w:val="20"/>
+          <w:rFonts w:eastAsia="Malgun Gothic" w:ascii="Malgun Gothic" w:hAnsi="Malgun Gothic"/>
+        </w:rPr>
+        <w:t>이제 21명의 AI 매니저가 등장합니다. 같은 자료를 받지만, *생각하는 방식*이 다릅니다. 어떤 AI는 가장 안전한 답, 어떤 AI는 가장 수익이 클 답을 추천합니다. 21명이 21개의 *서로 다른* 추천을 냅니다. 이 화면이 그 차이를 보여줍니다 — 색이 진할수록 비중이 큰 상품.</w:t>
+      </w:r>
+    </w:p>
+    <w:p>
+      <w:pPr>
+        <w:spacing w:after="160"/>
+      </w:pPr>
+      <w:r>
+        <w:rPr>
+          <w:rFonts w:ascii="Malgun Gothic" w:hAnsi="Malgun Gothic"/>
+          <w:b w:val="0"/>
+          <w:color w:val="555555"/>
+          <w:sz w:val="19"/>
+          <w:rFonts w:eastAsia="Malgun Gothic" w:ascii="Malgun Gothic" w:hAnsi="Malgun Gothic"/>
+        </w:rPr>
+        <w:t>[화면] 사이드바 메뉴 5 → 21×ETF 히트맵 zoom-in. 색상 차이 강조 (예: 한 모델은 미국주식 25%, 다른 모델은 채권 20%)</w:t>
+      </w:r>
+    </w:p>
+    <w:p>
+      <w:pPr>
+        <w:spacing w:before="160" w:after="40"/>
+      </w:pPr>
+      <w:r>
+        <w:rPr>
+          <w:rFonts w:ascii="Malgun Gothic" w:hAnsi="Malgun Gothic"/>
+          <w:b/>
+          <w:color w:val="555555"/>
+          <w:sz w:val="22"/>
+          <w:rFonts w:eastAsia="Malgun Gothic" w:ascii="Malgun Gothic" w:hAnsi="Malgun Gothic"/>
+        </w:rPr>
+        <w:t>1:35 - 1:55  [AI 동료평가 + 팀장 결정 — 같은 페이지]</w:t>
+      </w:r>
+    </w:p>
+    <w:p>
+      <w:r>
+        <w:rPr>
+          <w:rFonts w:ascii="Malgun Gothic" w:hAnsi="Malgun Gothic"/>
+          <w:b/>
+          <w:color w:val="1F4E79"/>
+          <w:sz w:val="20"/>
+          <w:rFonts w:eastAsia="Malgun Gothic" w:ascii="Malgun Gothic" w:hAnsi="Malgun Gothic"/>
+        </w:rPr>
+        <w:t xml:space="preserve">Narration: </w:t>
+      </w:r>
+      <w:r>
+        <w:rPr>
+          <w:rFonts w:ascii="Malgun Gothic" w:hAnsi="Malgun Gothic"/>
+          <w:b w:val="0"/>
+          <w:sz w:val="20"/>
+          <w:rFonts w:eastAsia="Malgun Gothic" w:ascii="Malgun Gothic" w:hAnsi="Malgun Gothic"/>
+        </w:rPr>
+        <w:t>AI들끼리 서로 점수를 매깁니다. *누구의 추천이 가장 믿을 만한가?* 가장 높은 점수를 받은 5명을 추려내고, 팀장 AI가 *지금 시장에 가장 잘 맞는* 답을 최종 선택합니다. 사람의 개입 없이, 모든 평가가 자동으로 이루어집니다.</w:t>
+      </w:r>
+    </w:p>
+    <w:p>
+      <w:pPr>
+        <w:spacing w:after="160"/>
+      </w:pPr>
+      <w:r>
+        <w:rPr>
+          <w:rFonts w:ascii="Malgun Gothic" w:hAnsi="Malgun Gothic"/>
+          <w:b w:val="0"/>
+          <w:color w:val="555555"/>
+          <w:sz w:val="19"/>
+          <w:rFonts w:eastAsia="Malgun Gothic" w:ascii="Malgun Gothic" w:hAnsi="Malgun Gothic"/>
+        </w:rPr>
+        <w:t>[화면] 같은 페이지 스크롤 다운 → Borda 투표 표 (Top-5) → CIO 최종 도넛으로 트랜지션</w:t>
+      </w:r>
+    </w:p>
+    <w:p>
+      <w:pPr>
+        <w:spacing w:before="160" w:after="40"/>
+      </w:pPr>
+      <w:r>
+        <w:rPr>
+          <w:rFonts w:ascii="Malgun Gothic" w:hAnsi="Malgun Gothic"/>
+          <w:b/>
+          <w:color w:val="555555"/>
+          <w:sz w:val="22"/>
+          <w:rFonts w:eastAsia="Malgun Gothic" w:ascii="Malgun Gothic" w:hAnsi="Malgun Gothic"/>
+        </w:rPr>
+        <w:t>1:55 - 2:15  [이번 달 추천 — 메뉴 6_현재_포트폴리오]</w:t>
+      </w:r>
+    </w:p>
+    <w:p>
+      <w:r>
+        <w:rPr>
+          <w:rFonts w:ascii="Malgun Gothic" w:hAnsi="Malgun Gothic"/>
+          <w:b/>
+          <w:color w:val="1F4E79"/>
+          <w:sz w:val="20"/>
+          <w:rFonts w:eastAsia="Malgun Gothic" w:ascii="Malgun Gothic" w:hAnsi="Malgun Gothic"/>
+        </w:rPr>
+        <w:t xml:space="preserve">Narration: </w:t>
+      </w:r>
+      <w:r>
+        <w:rPr>
+          <w:rFonts w:ascii="Malgun Gothic" w:hAnsi="Malgun Gothic"/>
+          <w:b w:val="0"/>
+          <w:sz w:val="20"/>
+          <w:rFonts w:eastAsia="Malgun Gothic" w:ascii="Malgun Gothic" w:hAnsi="Malgun Gothic"/>
+        </w:rPr>
+        <w:t>이번 달 추천 포트폴리오입니다. 주식 55%에 금과 원유가 15%, 합쳐서 공격적 상품 70%. 나머지 30%는 채권과 현금. *법이 허용하는 한도까지 끝까지 활용*하는 게 핵심입니다.</w:t>
+      </w:r>
+    </w:p>
+    <w:p>
+      <w:pPr>
+        <w:spacing w:after="160"/>
+      </w:pPr>
+      <w:r>
+        <w:rPr>
+          <w:rFonts w:ascii="Malgun Gothic" w:hAnsi="Malgun Gothic"/>
+          <w:b w:val="0"/>
+          <w:color w:val="555555"/>
+          <w:sz w:val="19"/>
+          <w:rFonts w:eastAsia="Malgun Gothic" w:ascii="Malgun Gothic" w:hAnsi="Malgun Gothic"/>
+        </w:rPr>
+        <w:t>[화면] 사이드바 메뉴 6 → 도넛 (55+15=70 강조) + 18 ETF 비중 표 (위에서 5개)</w:t>
+      </w:r>
+    </w:p>
+    <w:p>
+      <w:pPr>
+        <w:spacing w:before="160" w:after="40"/>
+      </w:pPr>
+      <w:r>
+        <w:rPr>
+          <w:rFonts w:ascii="Malgun Gothic" w:hAnsi="Malgun Gothic"/>
+          <w:b/>
+          <w:color w:val="555555"/>
+          <w:sz w:val="22"/>
+          <w:rFonts w:eastAsia="Malgun Gothic" w:ascii="Malgun Gothic" w:hAnsi="Malgun Gothic"/>
+        </w:rPr>
+        <w:t>2:15 - 3:00  [8년 검증 vs 60/40 — 메뉴 1_Backtest]</w:t>
+      </w:r>
+    </w:p>
+    <w:p>
+      <w:r>
+        <w:rPr>
+          <w:rFonts w:ascii="Malgun Gothic" w:hAnsi="Malgun Gothic"/>
+          <w:b/>
+          <w:color w:val="1F4E79"/>
+          <w:sz w:val="20"/>
+          <w:rFonts w:eastAsia="Malgun Gothic" w:ascii="Malgun Gothic" w:hAnsi="Malgun Gothic"/>
+        </w:rPr>
+        <w:t xml:space="preserve">Narration: </w:t>
+      </w:r>
+      <w:r>
+        <w:rPr>
+          <w:rFonts w:ascii="Malgun Gothic" w:hAnsi="Malgun Gothic"/>
+          <w:b w:val="0"/>
+          <w:sz w:val="20"/>
+          <w:rFonts w:eastAsia="Malgun Gothic" w:ascii="Malgun Gothic" w:hAnsi="Malgun Gothic"/>
+        </w:rPr>
+        <w:t>근데 진짜 효과 있을까요? 지난 8년, 2018년부터 지금까지, 매분기마다 이 AI 시스템을 *실제로* 돌려봤습니다. 결과는 — 한국에서 가장 흔한 60/40 펀드와 비교했을 때, 흔들림은 30% 작고, 위험 대비 수익은 30% 더 좋았습니다. 같은 8년에 100만원을 넣었으면 233만원이 됩니다.</w:t>
+      </w:r>
+    </w:p>
+    <w:p>
+      <w:pPr>
+        <w:spacing w:after="160"/>
+      </w:pPr>
+      <w:r>
+        <w:rPr>
+          <w:rFonts w:ascii="Malgun Gothic" w:hAnsi="Malgun Gothic"/>
+          <w:b w:val="0"/>
+          <w:color w:val="555555"/>
+          <w:sz w:val="19"/>
+          <w:rFonts w:eastAsia="Malgun Gothic" w:ascii="Malgun Gothic" w:hAnsi="Malgun Gothic"/>
+        </w:rPr>
+        <w:t>[화면] 사이드바 메뉴 1 → 'v1 lock70 Baseline' 변형 선택 → NAV 곡선 (lock70 vs BM 두 줄) + 메트릭 카드 4장 (Sharpe / 수익률 / 흔들림 / MDD)</w:t>
+      </w:r>
+    </w:p>
+    <w:p>
+      <w:pPr>
+        <w:spacing w:before="160" w:after="40"/>
+      </w:pPr>
+      <w:r>
+        <w:rPr>
+          <w:rFonts w:ascii="Malgun Gothic" w:hAnsi="Malgun Gothic"/>
+          <w:b/>
+          <w:color w:val="555555"/>
+          <w:sz w:val="22"/>
+          <w:rFonts w:eastAsia="Malgun Gothic" w:ascii="Malgun Gothic" w:hAnsi="Malgun Gothic"/>
+        </w:rPr>
+        <w:t>3:00 - 3:30  [CTA + 면책]</w:t>
+      </w:r>
+    </w:p>
+    <w:p>
+      <w:r>
+        <w:rPr>
+          <w:rFonts w:ascii="Malgun Gothic" w:hAnsi="Malgun Gothic"/>
+          <w:b/>
+          <w:color w:val="1F4E79"/>
+          <w:sz w:val="20"/>
+          <w:rFonts w:eastAsia="Malgun Gothic" w:ascii="Malgun Gothic" w:hAnsi="Malgun Gothic"/>
+        </w:rPr>
+        <w:t xml:space="preserve">Narration: </w:t>
+      </w:r>
+      <w:r>
+        <w:rPr>
+          <w:rFonts w:ascii="Malgun Gothic" w:hAnsi="Malgun Gothic"/>
+          <w:b w:val="0"/>
+          <w:sz w:val="20"/>
+          <w:rFonts w:eastAsia="Malgun Gothic" w:ascii="Malgun Gothic" w:hAnsi="Malgun Gothic"/>
+        </w:rPr>
+        <w:t>매월 1일, 새로운 추천이 자동으로 나옵니다. 사이트에서 바로 확인할 수 있습니다. 무료입니다. 본 자료는 정보 제공이며, 투자 권유가 아닙니다.</w:t>
+      </w:r>
+    </w:p>
+    <w:p>
+      <w:pPr>
+        <w:spacing w:after="160"/>
+      </w:pPr>
+      <w:r>
+        <w:rPr>
+          <w:rFonts w:ascii="Malgun Gothic" w:hAnsi="Malgun Gothic"/>
+          <w:b w:val="0"/>
+          <w:color w:val="555555"/>
+          <w:sz w:val="19"/>
+          <w:rFonts w:eastAsia="Malgun Gothic" w:ascii="Malgun Gothic" w:hAnsi="Malgun Gothic"/>
+        </w:rPr>
+        <w:t>[화면] URL https://kr-pension-saa-gloual88.streamlit.app/ + QR + 비밀번호 3734 + 면책 고지 5초 정지</w:t>
+      </w:r>
+    </w:p>
+    <w:p>
+      <w:pPr>
+        <w:spacing w:before="240" w:after="80"/>
+      </w:pPr>
+      <w:r>
+        <w:rPr>
+          <w:rFonts w:ascii="Malgun Gothic" w:hAnsi="Malgun Gothic"/>
+          <w:b/>
+          <w:color w:val="1F4E79"/>
+          <w:sz w:val="26"/>
+          <w:rFonts w:eastAsia="Malgun Gothic" w:ascii="Malgun Gothic" w:hAnsi="Malgun Gothic"/>
+        </w:rPr>
+        <w:t>60초 티저 — 메인의 압축</w:t>
       </w:r>
     </w:p>
     <w:p>
@@ -3026,7 +4009,7 @@
           <w:sz w:val="20"/>
           <w:rFonts w:eastAsia="Malgun Gothic" w:ascii="Malgun Gothic" w:hAnsi="Malgun Gothic"/>
         </w:rPr>
-        <w:t>당신의 퇴직연금. 위험자산 70%까지 가능합니다. 그런데, 그 한도를 안 쓰면? 8년간 100%포인트의 기회비용이 쌓입니다.</w:t>
+        <w:t>퇴직연금. 한도 70%, 안 쓰면 손해입니다.</w:t>
       </w:r>
     </w:p>
     <w:p>
@@ -3041,7 +4024,7 @@
           <w:sz w:val="19"/>
           <w:rFonts w:eastAsia="Malgun Gothic" w:ascii="Malgun Gothic" w:hAnsi="Malgun Gothic"/>
         </w:rPr>
-        <w:t>[화면] 누적 수익률 비교 차트, 안전자산 100% vs 60/40 BM</w:t>
+        <w:t>[화면] 안전자산 vs 60/40 누적 차이 차트 (1초) + AI 46명 매핑 표 페이드 인 (5초)</w:t>
       </w:r>
     </w:p>
     <w:p>
@@ -3056,7 +4039,7 @@
           <w:sz w:val="22"/>
           <w:rFonts w:eastAsia="Malgun Gothic" w:ascii="Malgun Gothic" w:hAnsi="Malgun Gothic"/>
         </w:rPr>
-        <w:t>0:10 - 0:25  [Problem]</w:t>
+        <w:t>0:10 - 0:25  [데모 압축]</w:t>
       </w:r>
     </w:p>
     <w:p>
@@ -3077,7 +4060,7 @@
           <w:sz w:val="20"/>
           <w:rFonts w:eastAsia="Malgun Gothic" w:ascii="Malgun Gothic" w:hAnsi="Malgun Gothic"/>
         </w:rPr>
-        <w:t>TDF는 정적입니다. 나이만 보고 비중을 정합니다. 로보 어드바이저는 한 가지 알고리즘 블랙박스입니다. 자문사는 분기에 한 번, 정성적으로 판단합니다. 모두 한계가 있습니다.</w:t>
+        <w:t>그래서 만들었습니다. 46명의 AI 팀. 한국 경제부터 ETF 비중까지 — 자기들끼리 의논해서 매달 추천을 만듭니다.</w:t>
       </w:r>
     </w:p>
     <w:p>
@@ -3092,7 +4075,7 @@
           <w:sz w:val="19"/>
           <w:rFonts w:eastAsia="Malgun Gothic" w:ascii="Malgun Gothic" w:hAnsi="Malgun Gothic"/>
         </w:rPr>
-        <w:t>[화면] 3개 카테고리 슬라이드 컷 이동</w:t>
+        <w:t>[화면] 사이드바 Macro → Assets → 21 PC 히트맵 → CIO 도넛 빠른 컷 (각 3-4초)</w:t>
       </w:r>
     </w:p>
     <w:p>
@@ -3107,7 +4090,7 @@
           <w:sz w:val="22"/>
           <w:rFonts w:eastAsia="Malgun Gothic" w:ascii="Malgun Gothic" w:hAnsi="Malgun Gothic"/>
         </w:rPr>
-        <w:t>0:25 - 0:45  [Solution-1: AI 조직]</w:t>
+        <w:t>0:25 - 0:45  [Result]</w:t>
       </w:r>
     </w:p>
     <w:p>
@@ -3128,7 +4111,7 @@
           <w:sz w:val="20"/>
           <w:rFonts w:eastAsia="Malgun Gothic" w:ascii="Malgun Gothic" w:hAnsi="Malgun Gothic"/>
         </w:rPr>
-        <w:t>그래서 우리는 자산운용사 한 채를 통째로 AI로 만들었습니다. 매크로 애널리스트 1명, 자산 애널리스트 18명, 포트폴리오 매니저 21명, 위험 관리자, 동료평가단, 그리고 CIO. 모두 자율 AI 에이전트입니다. 사람의 개입 없이, 분기마다 자동으로 협의합니다.</w:t>
+        <w:t>지난 8년 검증 결과: 60/40 펀드 대비 흔들림 30% 작고, 수익도 더 좋았습니다.</w:t>
       </w:r>
     </w:p>
     <w:p>
@@ -3143,7 +4126,7 @@
           <w:sz w:val="19"/>
           <w:rFonts w:eastAsia="Malgun Gothic" w:ascii="Malgun Gothic" w:hAnsi="Malgun Gothic"/>
         </w:rPr>
-        <w:t>[화면] Section 3 매핑 표 애니메이션 (사람 → AI 변환)</w:t>
+        <w:t>[화면] NAV 곡선 + Sharpe 1.195 + 누적 +133% 카드 (각 5초씩 빠른 컷)</w:t>
       </w:r>
     </w:p>
     <w:p>
@@ -3158,7 +4141,7 @@
           <w:sz w:val="22"/>
           <w:rFonts w:eastAsia="Malgun Gothic" w:ascii="Malgun Gothic" w:hAnsi="Malgun Gothic"/>
         </w:rPr>
-        <w:t>0:45 - 1:00  [Solution-2: 5단계]</w:t>
+        <w:t>0:45 - 1:00  [CTA]</w:t>
       </w:r>
     </w:p>
     <w:p>
@@ -3179,7 +4162,7 @@
           <w:sz w:val="20"/>
           <w:rFonts w:eastAsia="Malgun Gothic" w:ascii="Malgun Gothic" w:hAnsi="Malgun Gothic"/>
         </w:rPr>
-        <w:t>매크로 진단으로 시작합니다. 한국 14개 거시지표를 읽어 경기 레짐을 분류합니다. 21개 AI가 각자 다른 철학으로 포트폴리오를 산출합니다. AI들이 서로의 결과를 동료평가합니다. CIO가 7개 앙상블 후보 중 지금 시장에 맞는 것을 선택합니다.</w:t>
+        <w:t>사이트에서 무료. 매월 1일 자동. 본 자료는 투자 권유가 아닙니다.</w:t>
       </w:r>
     </w:p>
     <w:p>
@@ -3194,109 +4177,7 @@
           <w:sz w:val="19"/>
           <w:rFonts w:eastAsia="Malgun Gothic" w:ascii="Malgun Gothic" w:hAnsi="Malgun Gothic"/>
         </w:rPr>
-        <w:t>[화면] 5단계 파이프라인 다이어그램 + 21×ETF 히트맵 (페이지 5)</w:t>
-      </w:r>
-    </w:p>
-    <w:p>
-      <w:pPr>
-        <w:spacing w:before="160" w:after="40"/>
-      </w:pPr>
-      <w:r>
-        <w:rPr>
-          <w:rFonts w:ascii="Malgun Gothic" w:hAnsi="Malgun Gothic"/>
-          <w:b/>
-          <w:color w:val="555555"/>
-          <w:sz w:val="22"/>
-          <w:rFonts w:eastAsia="Malgun Gothic" w:ascii="Malgun Gothic" w:hAnsi="Malgun Gothic"/>
-        </w:rPr>
-        <w:t>1:00 - 1:15  [Result]</w:t>
-      </w:r>
-    </w:p>
-    <w:p>
-      <w:r>
-        <w:rPr>
-          <w:rFonts w:ascii="Malgun Gothic" w:hAnsi="Malgun Gothic"/>
-          <w:b/>
-          <w:color w:val="1F4E79"/>
-          <w:sz w:val="20"/>
-          <w:rFonts w:eastAsia="Malgun Gothic" w:ascii="Malgun Gothic" w:hAnsi="Malgun Gothic"/>
-        </w:rPr>
-        <w:t xml:space="preserve">Narration: </w:t>
-      </w:r>
-      <w:r>
-        <w:rPr>
-          <w:rFonts w:ascii="Malgun Gothic" w:hAnsi="Malgun Gothic"/>
-          <w:b w:val="0"/>
-          <w:sz w:val="20"/>
-          <w:rFonts w:eastAsia="Malgun Gothic" w:ascii="Malgun Gothic" w:hAnsi="Malgun Gothic"/>
-        </w:rPr>
-        <w:t>결과는 어떨까요? 2018년부터 8.3년간의 walk-forward 백테스트, Sharpe 비율 1.195, 연환산 수익률 11.15%, 최대 낙폭 21.6%. 한국 60/40 벤치마크 대비 변동성은 32% 낮으면서, 위험조정 수익률은 29% 높습니다.</w:t>
-      </w:r>
-    </w:p>
-    <w:p>
-      <w:pPr>
-        <w:spacing w:after="160"/>
-      </w:pPr>
-      <w:r>
-        <w:rPr>
-          <w:rFonts w:ascii="Malgun Gothic" w:hAnsi="Malgun Gothic"/>
-          <w:b w:val="0"/>
-          <w:color w:val="555555"/>
-          <w:sz w:val="19"/>
-          <w:rFonts w:eastAsia="Malgun Gothic" w:ascii="Malgun Gothic" w:hAnsi="Malgun Gothic"/>
-        </w:rPr>
-        <w:t>[화면] Backtest 페이지 NAV 곡선 + 메트릭 카드 4장 클로즈업</w:t>
-      </w:r>
-    </w:p>
-    <w:p>
-      <w:pPr>
-        <w:spacing w:before="160" w:after="40"/>
-      </w:pPr>
-      <w:r>
-        <w:rPr>
-          <w:rFonts w:ascii="Malgun Gothic" w:hAnsi="Malgun Gothic"/>
-          <w:b/>
-          <w:color w:val="555555"/>
-          <w:sz w:val="22"/>
-          <w:rFonts w:eastAsia="Malgun Gothic" w:ascii="Malgun Gothic" w:hAnsi="Malgun Gothic"/>
-        </w:rPr>
-        <w:t>1:15 - 1:30  [CTA]</w:t>
-      </w:r>
-    </w:p>
-    <w:p>
-      <w:r>
-        <w:rPr>
-          <w:rFonts w:ascii="Malgun Gothic" w:hAnsi="Malgun Gothic"/>
-          <w:b/>
-          <w:color w:val="1F4E79"/>
-          <w:sz w:val="20"/>
-          <w:rFonts w:eastAsia="Malgun Gothic" w:ascii="Malgun Gothic" w:hAnsi="Malgun Gothic"/>
-        </w:rPr>
-        <w:t xml:space="preserve">Narration: </w:t>
-      </w:r>
-      <w:r>
-        <w:rPr>
-          <w:rFonts w:ascii="Malgun Gothic" w:hAnsi="Malgun Gothic"/>
-          <w:b w:val="0"/>
-          <w:sz w:val="20"/>
-          <w:rFonts w:eastAsia="Malgun Gothic" w:ascii="Malgun Gothic" w:hAnsi="Malgun Gothic"/>
-        </w:rPr>
-        <w:t>매월 1일, 새로운 추천 포트폴리오가 자동으로 산출됩니다. 무료 데모를 지금 확인하세요.</w:t>
-      </w:r>
-    </w:p>
-    <w:p>
-      <w:pPr>
-        <w:spacing w:after="160"/>
-      </w:pPr>
-      <w:r>
-        <w:rPr>
-          <w:rFonts w:ascii="Malgun Gothic" w:hAnsi="Malgun Gothic"/>
-          <w:b w:val="0"/>
-          <w:color w:val="555555"/>
-          <w:sz w:val="19"/>
-          <w:rFonts w:eastAsia="Malgun Gothic" w:ascii="Malgun Gothic" w:hAnsi="Malgun Gothic"/>
-        </w:rPr>
-        <w:t>[화면] URL · 비밀번호 안내 · QR 코드 · 면책 고지 (5초 풀스크린)</w:t>
+        <w:t>[화면] URL + QR + 비밀번호 3734 + 면책</w:t>
       </w:r>
     </w:p>
     <w:p>
@@ -7752,6 +8633,1518 @@
           <w:sz w:val="36"/>
           <w:rFonts w:eastAsia="Malgun Gothic" w:ascii="Malgun Gothic" w:hAnsi="Malgun Gothic"/>
         </w:rPr>
+        <w:t>11. 글로서리 — narration / 자막에서 지양 ↔ 권장 표현</w:t>
+      </w:r>
+    </w:p>
+    <w:p>
+      <w:pPr>
+        <w:spacing w:after="80"/>
+      </w:pPr>
+      <w:r>
+        <w:rPr>
+          <w:rFonts w:ascii="Malgun Gothic" w:hAnsi="Malgun Gothic"/>
+          <w:b w:val="0"/>
+          <w:color w:val="555555"/>
+          <w:sz w:val="20"/>
+          <w:rFonts w:eastAsia="Malgun Gothic" w:ascii="Malgun Gothic" w:hAnsi="Malgun Gothic"/>
+        </w:rPr>
+        <w:t>30-50대 일반 시청자가 1-2회 듣고 즉시 이해해야 합니다. 아래 좌측 표현은 절대 narration / 자막에 사용하지 마세요. 우측 표현으로 변환합니다.</w:t>
+      </w:r>
+    </w:p>
+    <w:p>
+      <w:pPr>
+        <w:spacing w:before="240" w:after="80"/>
+      </w:pPr>
+      <w:r>
+        <w:rPr>
+          <w:rFonts w:ascii="Malgun Gothic" w:hAnsi="Malgun Gothic"/>
+          <w:b/>
+          <w:color w:val="1F4E79"/>
+          <w:sz w:val="26"/>
+          <w:rFonts w:eastAsia="Malgun Gothic" w:ascii="Malgun Gothic" w:hAnsi="Malgun Gothic"/>
+        </w:rPr>
+        <w:t>변환 표 (필수)</w:t>
+      </w:r>
+    </w:p>
+    <w:tbl>
+      <w:tblPr>
+        <w:tblStyle w:val="LightGrid-Accent1"/>
+        <w:tblW w:type="auto" w:w="0"/>
+        <w:jc w:val="center"/>
+        <w:tblLook w:firstColumn="1" w:firstRow="1" w:lastColumn="0" w:lastRow="0" w:noHBand="0" w:noVBand="1" w:val="04A0"/>
+      </w:tblPr>
+      <w:tblGrid>
+        <w:gridCol w:w="3249"/>
+        <w:gridCol w:w="3249"/>
+        <w:gridCol w:w="3249"/>
+      </w:tblGrid>
+      <w:tr>
+        <w:tc>
+          <w:tcPr>
+            <w:tcW w:type="dxa" w:w="3118"/>
+            <w:shd w:val="clear" w:fill="1F4E79"/>
+          </w:tcPr>
+          <w:p>
+            <w:pPr>
+              <w:jc w:val="center"/>
+            </w:pPr>
+            <w:r/>
+            <w:r>
+              <w:rPr>
+                <w:rFonts w:ascii="Malgun Gothic" w:hAnsi="Malgun Gothic"/>
+                <w:b/>
+                <w:color w:val="FFFFFF"/>
+                <w:sz w:val="20"/>
+                <w:rFonts w:eastAsia="Malgun Gothic" w:ascii="Malgun Gothic" w:hAnsi="Malgun Gothic"/>
+              </w:rPr>
+              <w:t>✗ 지양 (전문 용어)</w:t>
+            </w:r>
+          </w:p>
+        </w:tc>
+        <w:tc>
+          <w:tcPr>
+            <w:tcW w:type="dxa" w:w="3402"/>
+            <w:shd w:val="clear" w:fill="1F4E79"/>
+          </w:tcPr>
+          <w:p>
+            <w:pPr>
+              <w:jc w:val="center"/>
+            </w:pPr>
+            <w:r/>
+            <w:r>
+              <w:rPr>
+                <w:rFonts w:ascii="Malgun Gothic" w:hAnsi="Malgun Gothic"/>
+                <w:b/>
+                <w:color w:val="FFFFFF"/>
+                <w:sz w:val="20"/>
+                <w:rFonts w:eastAsia="Malgun Gothic" w:ascii="Malgun Gothic" w:hAnsi="Malgun Gothic"/>
+              </w:rPr>
+              <w:t>✓ 권장 (일상 표현)</w:t>
+            </w:r>
+          </w:p>
+        </w:tc>
+        <w:tc>
+          <w:tcPr>
+            <w:tcW w:type="dxa" w:w="3118"/>
+            <w:shd w:val="clear" w:fill="1F4E79"/>
+          </w:tcPr>
+          <w:p>
+            <w:pPr>
+              <w:jc w:val="center"/>
+            </w:pPr>
+            <w:r/>
+            <w:r>
+              <w:rPr>
+                <w:rFonts w:ascii="Malgun Gothic" w:hAnsi="Malgun Gothic"/>
+                <w:b/>
+                <w:color w:val="FFFFFF"/>
+                <w:sz w:val="20"/>
+                <w:rFonts w:eastAsia="Malgun Gothic" w:ascii="Malgun Gothic" w:hAnsi="Malgun Gothic"/>
+              </w:rPr>
+              <w:t>비고</w:t>
+            </w:r>
+          </w:p>
+        </w:tc>
+      </w:tr>
+      <w:tr>
+        <w:tc>
+          <w:tcPr>
+            <w:tcW w:type="dxa" w:w="3118"/>
+          </w:tcPr>
+          <w:p>
+            <w:pPr>
+              <w:spacing w:after="0"/>
+            </w:pPr>
+            <w:r/>
+            <w:r>
+              <w:rPr>
+                <w:rFonts w:ascii="Malgun Gothic" w:hAnsi="Malgun Gothic"/>
+                <w:b w:val="0"/>
+                <w:sz w:val="19"/>
+                <w:rFonts w:eastAsia="Malgun Gothic" w:ascii="Malgun Gothic" w:hAnsi="Malgun Gothic"/>
+              </w:rPr>
+              <w:t>Sharpe ratio / Sharpe 비율</w:t>
+            </w:r>
+          </w:p>
+        </w:tc>
+        <w:tc>
+          <w:tcPr>
+            <w:tcW w:type="dxa" w:w="3402"/>
+          </w:tcPr>
+          <w:p>
+            <w:pPr>
+              <w:spacing w:after="0"/>
+            </w:pPr>
+            <w:r/>
+            <w:r>
+              <w:rPr>
+                <w:rFonts w:ascii="Malgun Gothic" w:hAnsi="Malgun Gothic"/>
+                <w:b w:val="0"/>
+                <w:sz w:val="19"/>
+                <w:rFonts w:eastAsia="Malgun Gothic" w:ascii="Malgun Gothic" w:hAnsi="Malgun Gothic"/>
+              </w:rPr>
+              <w:t>위험 대비 수익</w:t>
+            </w:r>
+          </w:p>
+        </w:tc>
+        <w:tc>
+          <w:tcPr>
+            <w:tcW w:type="dxa" w:w="3118"/>
+          </w:tcPr>
+          <w:p>
+            <w:pPr>
+              <w:spacing w:after="0"/>
+            </w:pPr>
+            <w:r/>
+            <w:r>
+              <w:rPr>
+                <w:rFonts w:ascii="Malgun Gothic" w:hAnsi="Malgun Gothic"/>
+                <w:b w:val="0"/>
+                <w:sz w:val="19"/>
+                <w:rFonts w:eastAsia="Malgun Gothic" w:ascii="Malgun Gothic" w:hAnsi="Malgun Gothic"/>
+              </w:rPr>
+              <w:t>또는 "같은 위험으로 더 많이 법"</w:t>
+            </w:r>
+          </w:p>
+        </w:tc>
+      </w:tr>
+      <w:tr>
+        <w:tc>
+          <w:tcPr>
+            <w:tcW w:type="dxa" w:w="3118"/>
+          </w:tcPr>
+          <w:p>
+            <w:pPr>
+              <w:spacing w:after="0"/>
+            </w:pPr>
+            <w:r/>
+            <w:r>
+              <w:rPr>
+                <w:rFonts w:ascii="Malgun Gothic" w:hAnsi="Malgun Gothic"/>
+                <w:b w:val="0"/>
+                <w:sz w:val="19"/>
+                <w:rFonts w:eastAsia="Malgun Gothic" w:ascii="Malgun Gothic" w:hAnsi="Malgun Gothic"/>
+              </w:rPr>
+              <w:t>변동성</w:t>
+            </w:r>
+          </w:p>
+        </w:tc>
+        <w:tc>
+          <w:tcPr>
+            <w:tcW w:type="dxa" w:w="3402"/>
+          </w:tcPr>
+          <w:p>
+            <w:pPr>
+              <w:spacing w:after="0"/>
+            </w:pPr>
+            <w:r/>
+            <w:r>
+              <w:rPr>
+                <w:rFonts w:ascii="Malgun Gothic" w:hAnsi="Malgun Gothic"/>
+                <w:b w:val="0"/>
+                <w:sz w:val="19"/>
+                <w:rFonts w:eastAsia="Malgun Gothic" w:ascii="Malgun Gothic" w:hAnsi="Malgun Gothic"/>
+              </w:rPr>
+              <w:t>흔들림 / 오르내리는 폭</w:t>
+            </w:r>
+          </w:p>
+        </w:tc>
+        <w:tc>
+          <w:tcPr>
+            <w:tcW w:type="dxa" w:w="3118"/>
+          </w:tcPr>
+          <w:p>
+            <w:pPr>
+              <w:spacing w:after="0"/>
+            </w:pPr>
+            <w:r/>
+            <w:r>
+              <w:rPr>
+                <w:rFonts w:ascii="Malgun Gothic" w:hAnsi="Malgun Gothic"/>
+                <w:b w:val="0"/>
+                <w:sz w:val="19"/>
+                <w:rFonts w:eastAsia="Malgun Gothic" w:ascii="Malgun Gothic" w:hAnsi="Malgun Gothic"/>
+              </w:rPr>
+              <w:t>"안정성"도 OK</w:t>
+            </w:r>
+          </w:p>
+        </w:tc>
+      </w:tr>
+      <w:tr>
+        <w:tc>
+          <w:tcPr>
+            <w:tcW w:type="dxa" w:w="3118"/>
+          </w:tcPr>
+          <w:p>
+            <w:pPr>
+              <w:spacing w:after="0"/>
+            </w:pPr>
+            <w:r/>
+            <w:r>
+              <w:rPr>
+                <w:rFonts w:ascii="Malgun Gothic" w:hAnsi="Malgun Gothic"/>
+                <w:b w:val="0"/>
+                <w:sz w:val="19"/>
+                <w:rFonts w:eastAsia="Malgun Gothic" w:ascii="Malgun Gothic" w:hAnsi="Malgun Gothic"/>
+              </w:rPr>
+              <w:t>walk-forward 백테스트</w:t>
+            </w:r>
+          </w:p>
+        </w:tc>
+        <w:tc>
+          <w:tcPr>
+            <w:tcW w:type="dxa" w:w="3402"/>
+          </w:tcPr>
+          <w:p>
+            <w:pPr>
+              <w:spacing w:after="0"/>
+            </w:pPr>
+            <w:r/>
+            <w:r>
+              <w:rPr>
+                <w:rFonts w:ascii="Malgun Gothic" w:hAnsi="Malgun Gothic"/>
+                <w:b w:val="0"/>
+                <w:sz w:val="19"/>
+                <w:rFonts w:eastAsia="Malgun Gothic" w:ascii="Malgun Gothic" w:hAnsi="Malgun Gothic"/>
+              </w:rPr>
+              <w:t>지난 N년간 매분기마다 실제로 돌려본 결과</w:t>
+            </w:r>
+          </w:p>
+        </w:tc>
+        <w:tc>
+          <w:tcPr>
+            <w:tcW w:type="dxa" w:w="3118"/>
+          </w:tcPr>
+          <w:p>
+            <w:pPr>
+              <w:spacing w:after="0"/>
+            </w:pPr>
+            <w:r/>
+            <w:r>
+              <w:rPr>
+                <w:rFonts w:ascii="Malgun Gothic" w:hAnsi="Malgun Gothic"/>
+                <w:b w:val="0"/>
+                <w:sz w:val="19"/>
+                <w:rFonts w:eastAsia="Malgun Gothic" w:ascii="Malgun Gothic" w:hAnsi="Malgun Gothic"/>
+              </w:rPr>
+              <w:t>"8년 검증"도 OK</w:t>
+            </w:r>
+          </w:p>
+        </w:tc>
+      </w:tr>
+      <w:tr>
+        <w:tc>
+          <w:tcPr>
+            <w:tcW w:type="dxa" w:w="3118"/>
+          </w:tcPr>
+          <w:p>
+            <w:pPr>
+              <w:spacing w:after="0"/>
+            </w:pPr>
+            <w:r/>
+            <w:r>
+              <w:rPr>
+                <w:rFonts w:ascii="Malgun Gothic" w:hAnsi="Malgun Gothic"/>
+                <w:b w:val="0"/>
+                <w:sz w:val="19"/>
+                <w:rFonts w:eastAsia="Malgun Gothic" w:ascii="Malgun Gothic" w:hAnsi="Malgun Gothic"/>
+              </w:rPr>
+              <w:t>매크로 (macro)</w:t>
+            </w:r>
+          </w:p>
+        </w:tc>
+        <w:tc>
+          <w:tcPr>
+            <w:tcW w:type="dxa" w:w="3402"/>
+          </w:tcPr>
+          <w:p>
+            <w:pPr>
+              <w:spacing w:after="0"/>
+            </w:pPr>
+            <w:r/>
+            <w:r>
+              <w:rPr>
+                <w:rFonts w:ascii="Malgun Gothic" w:hAnsi="Malgun Gothic"/>
+                <w:b w:val="0"/>
+                <w:sz w:val="19"/>
+                <w:rFonts w:eastAsia="Malgun Gothic" w:ascii="Malgun Gothic" w:hAnsi="Malgun Gothic"/>
+              </w:rPr>
+              <w:t>한국 경제 상태</w:t>
+            </w:r>
+          </w:p>
+        </w:tc>
+        <w:tc>
+          <w:tcPr>
+            <w:tcW w:type="dxa" w:w="3118"/>
+          </w:tcPr>
+          <w:p>
+            <w:pPr>
+              <w:spacing w:after="0"/>
+            </w:pPr>
+            <w:r/>
+            <w:r>
+              <w:rPr>
+                <w:rFonts w:ascii="Malgun Gothic" w:hAnsi="Malgun Gothic"/>
+                <w:b w:val="0"/>
+                <w:sz w:val="19"/>
+                <w:rFonts w:eastAsia="Malgun Gothic" w:ascii="Malgun Gothic" w:hAnsi="Malgun Gothic"/>
+              </w:rPr>
+              <w:t>"경제 흐름"도 OK</w:t>
+            </w:r>
+          </w:p>
+        </w:tc>
+      </w:tr>
+      <w:tr>
+        <w:tc>
+          <w:tcPr>
+            <w:tcW w:type="dxa" w:w="3118"/>
+          </w:tcPr>
+          <w:p>
+            <w:pPr>
+              <w:spacing w:after="0"/>
+            </w:pPr>
+            <w:r/>
+            <w:r>
+              <w:rPr>
+                <w:rFonts w:ascii="Malgun Gothic" w:hAnsi="Malgun Gothic"/>
+                <w:b w:val="0"/>
+                <w:sz w:val="19"/>
+                <w:rFonts w:eastAsia="Malgun Gothic" w:ascii="Malgun Gothic" w:hAnsi="Malgun Gothic"/>
+              </w:rPr>
+              <w:t>regime / 레짐</w:t>
+            </w:r>
+          </w:p>
+        </w:tc>
+        <w:tc>
+          <w:tcPr>
+            <w:tcW w:type="dxa" w:w="3402"/>
+          </w:tcPr>
+          <w:p>
+            <w:pPr>
+              <w:spacing w:after="0"/>
+            </w:pPr>
+            <w:r/>
+            <w:r>
+              <w:rPr>
+                <w:rFonts w:ascii="Malgun Gothic" w:hAnsi="Malgun Gothic"/>
+                <w:b w:val="0"/>
+                <w:sz w:val="19"/>
+                <w:rFonts w:eastAsia="Malgun Gothic" w:ascii="Malgun Gothic" w:hAnsi="Malgun Gothic"/>
+              </w:rPr>
+              <w:t>지금 시기 / 경제 상황</w:t>
+            </w:r>
+          </w:p>
+        </w:tc>
+        <w:tc>
+          <w:tcPr>
+            <w:tcW w:type="dxa" w:w="3118"/>
+          </w:tcPr>
+          <w:p>
+            <w:pPr>
+              <w:spacing w:after="0"/>
+            </w:pPr>
+            <w:r/>
+            <w:r>
+              <w:rPr>
+                <w:rFonts w:ascii="Malgun Gothic" w:hAnsi="Malgun Gothic"/>
+                <w:b w:val="0"/>
+                <w:sz w:val="19"/>
+                <w:rFonts w:eastAsia="Malgun Gothic" w:ascii="Malgun Gothic" w:hAnsi="Malgun Gothic"/>
+              </w:rPr>
+              <w:t>예: "호황 끝물인지 침체기인지"</w:t>
+            </w:r>
+          </w:p>
+        </w:tc>
+      </w:tr>
+      <w:tr>
+        <w:tc>
+          <w:tcPr>
+            <w:tcW w:type="dxa" w:w="3118"/>
+          </w:tcPr>
+          <w:p>
+            <w:pPr>
+              <w:spacing w:after="0"/>
+            </w:pPr>
+            <w:r/>
+            <w:r>
+              <w:rPr>
+                <w:rFonts w:ascii="Malgun Gothic" w:hAnsi="Malgun Gothic"/>
+                <w:b w:val="0"/>
+                <w:sz w:val="19"/>
+                <w:rFonts w:eastAsia="Malgun Gothic" w:ascii="Malgun Gothic" w:hAnsi="Malgun Gothic"/>
+              </w:rPr>
+              <w:t>ensemble / 앙상블</w:t>
+            </w:r>
+          </w:p>
+        </w:tc>
+        <w:tc>
+          <w:tcPr>
+            <w:tcW w:type="dxa" w:w="3402"/>
+          </w:tcPr>
+          <w:p>
+            <w:pPr>
+              <w:spacing w:after="0"/>
+            </w:pPr>
+            <w:r/>
+            <w:r>
+              <w:rPr>
+                <w:rFonts w:ascii="Malgun Gothic" w:hAnsi="Malgun Gothic"/>
+                <w:b w:val="0"/>
+                <w:sz w:val="19"/>
+                <w:rFonts w:eastAsia="Malgun Gothic" w:ascii="Malgun Gothic" w:hAnsi="Malgun Gothic"/>
+              </w:rPr>
+              <w:t>최종 답 / AI들의 합의</w:t>
+            </w:r>
+          </w:p>
+        </w:tc>
+        <w:tc>
+          <w:tcPr>
+            <w:tcW w:type="dxa" w:w="3118"/>
+          </w:tcPr>
+          <w:p>
+            <w:pPr>
+              <w:spacing w:after="0"/>
+            </w:pPr>
+            <w:r/>
+            <w:r>
+              <w:rPr>
+                <w:rFonts w:ascii="Malgun Gothic" w:hAnsi="Malgun Gothic"/>
+                <w:b w:val="0"/>
+                <w:sz w:val="19"/>
+                <w:rFonts w:eastAsia="Malgun Gothic" w:ascii="Malgun Gothic" w:hAnsi="Malgun Gothic"/>
+              </w:rPr>
+              <w:t>"종합 의견"도 OK</w:t>
+            </w:r>
+          </w:p>
+        </w:tc>
+      </w:tr>
+      <w:tr>
+        <w:tc>
+          <w:tcPr>
+            <w:tcW w:type="dxa" w:w="3118"/>
+          </w:tcPr>
+          <w:p>
+            <w:pPr>
+              <w:spacing w:after="0"/>
+            </w:pPr>
+            <w:r/>
+            <w:r>
+              <w:rPr>
+                <w:rFonts w:ascii="Malgun Gothic" w:hAnsi="Malgun Gothic"/>
+                <w:b w:val="0"/>
+                <w:sz w:val="19"/>
+                <w:rFonts w:eastAsia="Malgun Gothic" w:ascii="Malgun Gothic" w:hAnsi="Malgun Gothic"/>
+              </w:rPr>
+              <w:t>CIO (agent)</w:t>
+            </w:r>
+          </w:p>
+        </w:tc>
+        <w:tc>
+          <w:tcPr>
+            <w:tcW w:type="dxa" w:w="3402"/>
+          </w:tcPr>
+          <w:p>
+            <w:pPr>
+              <w:spacing w:after="0"/>
+            </w:pPr>
+            <w:r/>
+            <w:r>
+              <w:rPr>
+                <w:rFonts w:ascii="Malgun Gothic" w:hAnsi="Malgun Gothic"/>
+                <w:b w:val="0"/>
+                <w:sz w:val="19"/>
+                <w:rFonts w:eastAsia="Malgun Gothic" w:ascii="Malgun Gothic" w:hAnsi="Malgun Gothic"/>
+              </w:rPr>
+              <w:t>팀장 AI / 최종 결정자</w:t>
+            </w:r>
+          </w:p>
+        </w:tc>
+        <w:tc>
+          <w:tcPr>
+            <w:tcW w:type="dxa" w:w="3118"/>
+          </w:tcPr>
+          <w:p>
+            <w:pPr>
+              <w:spacing w:after="0"/>
+            </w:pPr>
+            <w:r/>
+            <w:r>
+              <w:rPr>
+                <w:rFonts w:ascii="Malgun Gothic" w:hAnsi="Malgun Gothic"/>
+                <w:b w:val="0"/>
+                <w:sz w:val="19"/>
+                <w:rFonts w:eastAsia="Malgun Gothic" w:ascii="Malgun Gothic" w:hAnsi="Malgun Gothic"/>
+              </w:rPr>
+              <w:t>"대표 AI"도 OK</w:t>
+            </w:r>
+          </w:p>
+        </w:tc>
+      </w:tr>
+      <w:tr>
+        <w:tc>
+          <w:tcPr>
+            <w:tcW w:type="dxa" w:w="3118"/>
+          </w:tcPr>
+          <w:p>
+            <w:pPr>
+              <w:spacing w:after="0"/>
+            </w:pPr>
+            <w:r/>
+            <w:r>
+              <w:rPr>
+                <w:rFonts w:ascii="Malgun Gothic" w:hAnsi="Malgun Gothic"/>
+                <w:b w:val="0"/>
+                <w:sz w:val="19"/>
+                <w:rFonts w:eastAsia="Malgun Gothic" w:ascii="Malgun Gothic" w:hAnsi="Malgun Gothic"/>
+              </w:rPr>
+              <w:t>자산 클래스</w:t>
+            </w:r>
+          </w:p>
+        </w:tc>
+        <w:tc>
+          <w:tcPr>
+            <w:tcW w:type="dxa" w:w="3402"/>
+          </w:tcPr>
+          <w:p>
+            <w:pPr>
+              <w:spacing w:after="0"/>
+            </w:pPr>
+            <w:r/>
+            <w:r>
+              <w:rPr>
+                <w:rFonts w:ascii="Malgun Gothic" w:hAnsi="Malgun Gothic"/>
+                <w:b w:val="0"/>
+                <w:sz w:val="19"/>
+                <w:rFonts w:eastAsia="Malgun Gothic" w:ascii="Malgun Gothic" w:hAnsi="Malgun Gothic"/>
+              </w:rPr>
+              <w:t>상품 종류</w:t>
+            </w:r>
+          </w:p>
+        </w:tc>
+        <w:tc>
+          <w:tcPr>
+            <w:tcW w:type="dxa" w:w="3118"/>
+          </w:tcPr>
+          <w:p>
+            <w:pPr>
+              <w:spacing w:after="0"/>
+            </w:pPr>
+            <w:r/>
+            <w:r>
+              <w:rPr>
+                <w:rFonts w:ascii="Malgun Gothic" w:hAnsi="Malgun Gothic"/>
+                <w:b w:val="0"/>
+                <w:sz w:val="19"/>
+                <w:rFonts w:eastAsia="Malgun Gothic" w:ascii="Malgun Gothic" w:hAnsi="Malgun Gothic"/>
+              </w:rPr>
+              <w:t>예: "주식, 채권, 금 같은 종류"</w:t>
+            </w:r>
+          </w:p>
+        </w:tc>
+      </w:tr>
+      <w:tr>
+        <w:tc>
+          <w:tcPr>
+            <w:tcW w:type="dxa" w:w="3118"/>
+          </w:tcPr>
+          <w:p>
+            <w:pPr>
+              <w:spacing w:after="0"/>
+            </w:pPr>
+            <w:r/>
+            <w:r>
+              <w:rPr>
+                <w:rFonts w:ascii="Malgun Gothic" w:hAnsi="Malgun Gothic"/>
+                <w:b w:val="0"/>
+                <w:sz w:val="19"/>
+                <w:rFonts w:eastAsia="Malgun Gothic" w:ascii="Malgun Gothic" w:hAnsi="Malgun Gothic"/>
+              </w:rPr>
+              <w:t>위험자산</w:t>
+            </w:r>
+          </w:p>
+        </w:tc>
+        <w:tc>
+          <w:tcPr>
+            <w:tcW w:type="dxa" w:w="3402"/>
+          </w:tcPr>
+          <w:p>
+            <w:pPr>
+              <w:spacing w:after="0"/>
+            </w:pPr>
+            <w:r/>
+            <w:r>
+              <w:rPr>
+                <w:rFonts w:ascii="Malgun Gothic" w:hAnsi="Malgun Gothic"/>
+                <w:b w:val="0"/>
+                <w:sz w:val="19"/>
+                <w:rFonts w:eastAsia="Malgun Gothic" w:ascii="Malgun Gothic" w:hAnsi="Malgun Gothic"/>
+              </w:rPr>
+              <w:t>공격적 상품 / 주식 같은 위험 상품</w:t>
+            </w:r>
+          </w:p>
+        </w:tc>
+        <w:tc>
+          <w:tcPr>
+            <w:tcW w:type="dxa" w:w="3118"/>
+          </w:tcPr>
+          <w:p>
+            <w:pPr>
+              <w:spacing w:after="0"/>
+            </w:pPr>
+            <w:r/>
+            <w:r>
+              <w:rPr>
+                <w:rFonts w:ascii="Malgun Gothic" w:hAnsi="Malgun Gothic"/>
+                <w:b w:val="0"/>
+                <w:sz w:val="19"/>
+                <w:rFonts w:eastAsia="Malgun Gothic" w:ascii="Malgun Gothic" w:hAnsi="Malgun Gothic"/>
+              </w:rPr>
+              <w:t>"적극 투자 상품"도 OK</w:t>
+            </w:r>
+          </w:p>
+        </w:tc>
+      </w:tr>
+      <w:tr>
+        <w:tc>
+          <w:tcPr>
+            <w:tcW w:type="dxa" w:w="3118"/>
+          </w:tcPr>
+          <w:p>
+            <w:pPr>
+              <w:spacing w:after="0"/>
+            </w:pPr>
+            <w:r/>
+            <w:r>
+              <w:rPr>
+                <w:rFonts w:ascii="Malgun Gothic" w:hAnsi="Malgun Gothic"/>
+                <w:b w:val="0"/>
+                <w:sz w:val="19"/>
+                <w:rFonts w:eastAsia="Malgun Gothic" w:ascii="Malgun Gothic" w:hAnsi="Malgun Gothic"/>
+              </w:rPr>
+              <w:t>안전자산</w:t>
+            </w:r>
+          </w:p>
+        </w:tc>
+        <w:tc>
+          <w:tcPr>
+            <w:tcW w:type="dxa" w:w="3402"/>
+          </w:tcPr>
+          <w:p>
+            <w:pPr>
+              <w:spacing w:after="0"/>
+            </w:pPr>
+            <w:r/>
+            <w:r>
+              <w:rPr>
+                <w:rFonts w:ascii="Malgun Gothic" w:hAnsi="Malgun Gothic"/>
+                <w:b w:val="0"/>
+                <w:sz w:val="19"/>
+                <w:rFonts w:eastAsia="Malgun Gothic" w:ascii="Malgun Gothic" w:hAnsi="Malgun Gothic"/>
+              </w:rPr>
+              <w:t>안전한 상품 / 예금·채권 같은</w:t>
+            </w:r>
+          </w:p>
+        </w:tc>
+        <w:tc>
+          <w:tcPr>
+            <w:tcW w:type="dxa" w:w="3118"/>
+          </w:tcPr>
+          <w:p>
+            <w:pPr>
+              <w:spacing w:after="0"/>
+            </w:pPr>
+            <w:r/>
+            <w:r>
+              <w:rPr>
+                <w:rFonts w:ascii="Malgun Gothic" w:hAnsi="Malgun Gothic"/>
+                <w:b w:val="0"/>
+                <w:sz w:val="19"/>
+                <w:rFonts w:eastAsia="Malgun Gothic" w:ascii="Malgun Gothic" w:hAnsi="Malgun Gothic"/>
+              </w:rPr>
+              <w:t>—</w:t>
+            </w:r>
+          </w:p>
+        </w:tc>
+      </w:tr>
+      <w:tr>
+        <w:tc>
+          <w:tcPr>
+            <w:tcW w:type="dxa" w:w="3118"/>
+          </w:tcPr>
+          <w:p>
+            <w:pPr>
+              <w:spacing w:after="0"/>
+            </w:pPr>
+            <w:r/>
+            <w:r>
+              <w:rPr>
+                <w:rFonts w:ascii="Malgun Gothic" w:hAnsi="Malgun Gothic"/>
+                <w:b w:val="0"/>
+                <w:sz w:val="19"/>
+                <w:rFonts w:eastAsia="Malgun Gothic" w:ascii="Malgun Gothic" w:hAnsi="Malgun Gothic"/>
+              </w:rPr>
+              <w:t>70% 고정 / lock</w:t>
+            </w:r>
+          </w:p>
+        </w:tc>
+        <w:tc>
+          <w:tcPr>
+            <w:tcW w:type="dxa" w:w="3402"/>
+          </w:tcPr>
+          <w:p>
+            <w:pPr>
+              <w:spacing w:after="0"/>
+            </w:pPr>
+            <w:r/>
+            <w:r>
+              <w:rPr>
+                <w:rFonts w:ascii="Malgun Gothic" w:hAnsi="Malgun Gothic"/>
+                <w:b w:val="0"/>
+                <w:sz w:val="19"/>
+                <w:rFonts w:eastAsia="Malgun Gothic" w:ascii="Malgun Gothic" w:hAnsi="Malgun Gothic"/>
+              </w:rPr>
+              <w:t>한도 70%까지 끝까지 활용</w:t>
+            </w:r>
+          </w:p>
+        </w:tc>
+        <w:tc>
+          <w:tcPr>
+            <w:tcW w:type="dxa" w:w="3118"/>
+          </w:tcPr>
+          <w:p>
+            <w:pPr>
+              <w:spacing w:after="0"/>
+            </w:pPr>
+            <w:r/>
+            <w:r>
+              <w:rPr>
+                <w:rFonts w:ascii="Malgun Gothic" w:hAnsi="Malgun Gothic"/>
+                <w:b w:val="0"/>
+                <w:sz w:val="19"/>
+                <w:rFonts w:eastAsia="Malgun Gothic" w:ascii="Malgun Gothic" w:hAnsi="Malgun Gothic"/>
+              </w:rPr>
+              <w:t>—</w:t>
+            </w:r>
+          </w:p>
+        </w:tc>
+      </w:tr>
+      <w:tr>
+        <w:tc>
+          <w:tcPr>
+            <w:tcW w:type="dxa" w:w="3118"/>
+          </w:tcPr>
+          <w:p>
+            <w:pPr>
+              <w:spacing w:after="0"/>
+            </w:pPr>
+            <w:r/>
+            <w:r>
+              <w:rPr>
+                <w:rFonts w:ascii="Malgun Gothic" w:hAnsi="Malgun Gothic"/>
+                <w:b w:val="0"/>
+                <w:sz w:val="19"/>
+                <w:rFonts w:eastAsia="Malgun Gothic" w:ascii="Malgun Gothic" w:hAnsi="Malgun Gothic"/>
+              </w:rPr>
+              <w:t>자율 (autonomous)</w:t>
+            </w:r>
+          </w:p>
+        </w:tc>
+        <w:tc>
+          <w:tcPr>
+            <w:tcW w:type="dxa" w:w="3402"/>
+          </w:tcPr>
+          <w:p>
+            <w:pPr>
+              <w:spacing w:after="0"/>
+            </w:pPr>
+            <w:r/>
+            <w:r>
+              <w:rPr>
+                <w:rFonts w:ascii="Malgun Gothic" w:hAnsi="Malgun Gothic"/>
+                <w:b w:val="0"/>
+                <w:sz w:val="19"/>
+                <w:rFonts w:eastAsia="Malgun Gothic" w:ascii="Malgun Gothic" w:hAnsi="Malgun Gothic"/>
+              </w:rPr>
+              <w:t>사람 개입 없이 / AI가 알아서</w:t>
+            </w:r>
+          </w:p>
+        </w:tc>
+        <w:tc>
+          <w:tcPr>
+            <w:tcW w:type="dxa" w:w="3118"/>
+          </w:tcPr>
+          <w:p>
+            <w:pPr>
+              <w:spacing w:after="0"/>
+            </w:pPr>
+            <w:r/>
+            <w:r>
+              <w:rPr>
+                <w:rFonts w:ascii="Malgun Gothic" w:hAnsi="Malgun Gothic"/>
+                <w:b w:val="0"/>
+                <w:sz w:val="19"/>
+                <w:rFonts w:eastAsia="Malgun Gothic" w:ascii="Malgun Gothic" w:hAnsi="Malgun Gothic"/>
+              </w:rPr>
+              <w:t>"자율"은 너무 추상적</w:t>
+            </w:r>
+          </w:p>
+        </w:tc>
+      </w:tr>
+      <w:tr>
+        <w:tc>
+          <w:tcPr>
+            <w:tcW w:type="dxa" w:w="3118"/>
+          </w:tcPr>
+          <w:p>
+            <w:pPr>
+              <w:spacing w:after="0"/>
+            </w:pPr>
+            <w:r/>
+            <w:r>
+              <w:rPr>
+                <w:rFonts w:ascii="Malgun Gothic" w:hAnsi="Malgun Gothic"/>
+                <w:b w:val="0"/>
+                <w:sz w:val="19"/>
+                <w:rFonts w:eastAsia="Malgun Gothic" w:ascii="Malgun Gothic" w:hAnsi="Malgun Gothic"/>
+              </w:rPr>
+              <w:t>다중 에이전트 / multi-agent</w:t>
+            </w:r>
+          </w:p>
+        </w:tc>
+        <w:tc>
+          <w:tcPr>
+            <w:tcW w:type="dxa" w:w="3402"/>
+          </w:tcPr>
+          <w:p>
+            <w:pPr>
+              <w:spacing w:after="0"/>
+            </w:pPr>
+            <w:r/>
+            <w:r>
+              <w:rPr>
+                <w:rFonts w:ascii="Malgun Gothic" w:hAnsi="Malgun Gothic"/>
+                <w:b w:val="0"/>
+                <w:sz w:val="19"/>
+                <w:rFonts w:eastAsia="Malgun Gothic" w:ascii="Malgun Gothic" w:hAnsi="Malgun Gothic"/>
+              </w:rPr>
+              <w:t>여러 AI가 한 팀으로</w:t>
+            </w:r>
+          </w:p>
+        </w:tc>
+        <w:tc>
+          <w:tcPr>
+            <w:tcW w:type="dxa" w:w="3118"/>
+          </w:tcPr>
+          <w:p>
+            <w:pPr>
+              <w:spacing w:after="0"/>
+            </w:pPr>
+            <w:r/>
+            <w:r>
+              <w:rPr>
+                <w:rFonts w:ascii="Malgun Gothic" w:hAnsi="Malgun Gothic"/>
+                <w:b w:val="0"/>
+                <w:sz w:val="19"/>
+                <w:rFonts w:eastAsia="Malgun Gothic" w:ascii="Malgun Gothic" w:hAnsi="Malgun Gothic"/>
+              </w:rPr>
+              <w:t>또는 "AI 46명이"</w:t>
+            </w:r>
+          </w:p>
+        </w:tc>
+      </w:tr>
+      <w:tr>
+        <w:tc>
+          <w:tcPr>
+            <w:tcW w:type="dxa" w:w="3118"/>
+          </w:tcPr>
+          <w:p>
+            <w:pPr>
+              <w:spacing w:after="0"/>
+            </w:pPr>
+            <w:r/>
+            <w:r>
+              <w:rPr>
+                <w:rFonts w:ascii="Malgun Gothic" w:hAnsi="Malgun Gothic"/>
+                <w:b w:val="0"/>
+                <w:sz w:val="19"/>
+                <w:rFonts w:eastAsia="Malgun Gothic" w:ascii="Malgun Gothic" w:hAnsi="Malgun Gothic"/>
+              </w:rPr>
+              <w:t>분산도 / diversification</w:t>
+            </w:r>
+          </w:p>
+        </w:tc>
+        <w:tc>
+          <w:tcPr>
+            <w:tcW w:type="dxa" w:w="3402"/>
+          </w:tcPr>
+          <w:p>
+            <w:pPr>
+              <w:spacing w:after="0"/>
+            </w:pPr>
+            <w:r/>
+            <w:r>
+              <w:rPr>
+                <w:rFonts w:ascii="Malgun Gothic" w:hAnsi="Malgun Gothic"/>
+                <w:b w:val="0"/>
+                <w:sz w:val="19"/>
+                <w:rFonts w:eastAsia="Malgun Gothic" w:ascii="Malgun Gothic" w:hAnsi="Malgun Gothic"/>
+              </w:rPr>
+              <w:t>여러 군데 나눠 담음</w:t>
+            </w:r>
+          </w:p>
+        </w:tc>
+        <w:tc>
+          <w:tcPr>
+            <w:tcW w:type="dxa" w:w="3118"/>
+          </w:tcPr>
+          <w:p>
+            <w:pPr>
+              <w:spacing w:after="0"/>
+            </w:pPr>
+            <w:r/>
+            <w:r>
+              <w:rPr>
+                <w:rFonts w:ascii="Malgun Gothic" w:hAnsi="Malgun Gothic"/>
+                <w:b w:val="0"/>
+                <w:sz w:val="19"/>
+                <w:rFonts w:eastAsia="Malgun Gothic" w:ascii="Malgun Gothic" w:hAnsi="Malgun Gothic"/>
+              </w:rPr>
+              <w:t>"분산 투자"도 OK</w:t>
+            </w:r>
+          </w:p>
+        </w:tc>
+      </w:tr>
+      <w:tr>
+        <w:tc>
+          <w:tcPr>
+            <w:tcW w:type="dxa" w:w="3118"/>
+          </w:tcPr>
+          <w:p>
+            <w:pPr>
+              <w:spacing w:after="0"/>
+            </w:pPr>
+            <w:r/>
+            <w:r>
+              <w:rPr>
+                <w:rFonts w:ascii="Malgun Gothic" w:hAnsi="Malgun Gothic"/>
+                <w:b w:val="0"/>
+                <w:sz w:val="19"/>
+                <w:rFonts w:eastAsia="Malgun Gothic" w:ascii="Malgun Gothic" w:hAnsi="Malgun Gothic"/>
+              </w:rPr>
+              <w:t>tracking error</w:t>
+            </w:r>
+          </w:p>
+        </w:tc>
+        <w:tc>
+          <w:tcPr>
+            <w:tcW w:type="dxa" w:w="3402"/>
+          </w:tcPr>
+          <w:p>
+            <w:pPr>
+              <w:spacing w:after="0"/>
+            </w:pPr>
+            <w:r/>
+            <w:r>
+              <w:rPr>
+                <w:rFonts w:ascii="Malgun Gothic" w:hAnsi="Malgun Gothic"/>
+                <w:b w:val="0"/>
+                <w:sz w:val="19"/>
+                <w:rFonts w:eastAsia="Malgun Gothic" w:ascii="Malgun Gothic" w:hAnsi="Malgun Gothic"/>
+              </w:rPr>
+              <w:t>(언급 X)</w:t>
+            </w:r>
+          </w:p>
+        </w:tc>
+        <w:tc>
+          <w:tcPr>
+            <w:tcW w:type="dxa" w:w="3118"/>
+          </w:tcPr>
+          <w:p>
+            <w:pPr>
+              <w:spacing w:after="0"/>
+            </w:pPr>
+            <w:r/>
+            <w:r>
+              <w:rPr>
+                <w:rFonts w:ascii="Malgun Gothic" w:hAnsi="Malgun Gothic"/>
+                <w:b w:val="0"/>
+                <w:sz w:val="19"/>
+                <w:rFonts w:eastAsia="Malgun Gothic" w:ascii="Malgun Gothic" w:hAnsi="Malgun Gothic"/>
+              </w:rPr>
+              <w:t>BM 대비 추적 오차 — 일반인에게 불필요한 정보</w:t>
+            </w:r>
+          </w:p>
+        </w:tc>
+      </w:tr>
+      <w:tr>
+        <w:tc>
+          <w:tcPr>
+            <w:tcW w:type="dxa" w:w="3118"/>
+          </w:tcPr>
+          <w:p>
+            <w:pPr>
+              <w:spacing w:after="0"/>
+            </w:pPr>
+            <w:r/>
+            <w:r>
+              <w:rPr>
+                <w:rFonts w:ascii="Malgun Gothic" w:hAnsi="Malgun Gothic"/>
+                <w:b w:val="0"/>
+                <w:sz w:val="19"/>
+                <w:rFonts w:eastAsia="Malgun Gothic" w:ascii="Malgun Gothic" w:hAnsi="Malgun Gothic"/>
+              </w:rPr>
+              <w:t>DC/IRP</w:t>
+            </w:r>
+          </w:p>
+        </w:tc>
+        <w:tc>
+          <w:tcPr>
+            <w:tcW w:type="dxa" w:w="3402"/>
+          </w:tcPr>
+          <w:p>
+            <w:pPr>
+              <w:spacing w:after="0"/>
+            </w:pPr>
+            <w:r/>
+            <w:r>
+              <w:rPr>
+                <w:rFonts w:ascii="Malgun Gothic" w:hAnsi="Malgun Gothic"/>
+                <w:b w:val="0"/>
+                <w:sz w:val="19"/>
+                <w:rFonts w:eastAsia="Malgun Gothic" w:ascii="Malgun Gothic" w:hAnsi="Malgun Gothic"/>
+              </w:rPr>
+              <w:t>퇴직연금</w:t>
+            </w:r>
+          </w:p>
+        </w:tc>
+        <w:tc>
+          <w:tcPr>
+            <w:tcW w:type="dxa" w:w="3118"/>
+          </w:tcPr>
+          <w:p>
+            <w:pPr>
+              <w:spacing w:after="0"/>
+            </w:pPr>
+            <w:r/>
+            <w:r>
+              <w:rPr>
+                <w:rFonts w:ascii="Malgun Gothic" w:hAnsi="Malgun Gothic"/>
+                <w:b w:val="0"/>
+                <w:sz w:val="19"/>
+                <w:rFonts w:eastAsia="Malgun Gothic" w:ascii="Malgun Gothic" w:hAnsi="Malgun Gothic"/>
+              </w:rPr>
+              <w:t>또는 "DC형/IRP 같은 퇴직연금" 1회만</w:t>
+            </w:r>
+          </w:p>
+        </w:tc>
+      </w:tr>
+      <w:tr>
+        <w:tc>
+          <w:tcPr>
+            <w:tcW w:type="dxa" w:w="3118"/>
+          </w:tcPr>
+          <w:p>
+            <w:pPr>
+              <w:spacing w:after="0"/>
+            </w:pPr>
+            <w:r/>
+            <w:r>
+              <w:rPr>
+                <w:rFonts w:ascii="Malgun Gothic" w:hAnsi="Malgun Gothic"/>
+                <w:b w:val="0"/>
+                <w:sz w:val="19"/>
+                <w:rFonts w:eastAsia="Malgun Gothic" w:ascii="Malgun Gothic" w:hAnsi="Malgun Gothic"/>
+              </w:rPr>
+              <w:t>기대수익률</w:t>
+            </w:r>
+          </w:p>
+        </w:tc>
+        <w:tc>
+          <w:tcPr>
+            <w:tcW w:type="dxa" w:w="3402"/>
+          </w:tcPr>
+          <w:p>
+            <w:pPr>
+              <w:spacing w:after="0"/>
+            </w:pPr>
+            <w:r/>
+            <w:r>
+              <w:rPr>
+                <w:rFonts w:ascii="Malgun Gothic" w:hAnsi="Malgun Gothic"/>
+                <w:b w:val="0"/>
+                <w:sz w:val="19"/>
+                <w:rFonts w:eastAsia="Malgun Gothic" w:ascii="Malgun Gothic" w:hAnsi="Malgun Gothic"/>
+              </w:rPr>
+              <w:t>앞으로 얼마나 오를지</w:t>
+            </w:r>
+          </w:p>
+        </w:tc>
+        <w:tc>
+          <w:tcPr>
+            <w:tcW w:type="dxa" w:w="3118"/>
+          </w:tcPr>
+          <w:p>
+            <w:pPr>
+              <w:spacing w:after="0"/>
+            </w:pPr>
+            <w:r/>
+            <w:r>
+              <w:rPr>
+                <w:rFonts w:ascii="Malgun Gothic" w:hAnsi="Malgun Gothic"/>
+                <w:b w:val="0"/>
+                <w:sz w:val="19"/>
+                <w:rFonts w:eastAsia="Malgun Gothic" w:ascii="Malgun Gothic" w:hAnsi="Malgun Gothic"/>
+              </w:rPr>
+              <w:t>"예상 수익"도 OK</w:t>
+            </w:r>
+          </w:p>
+        </w:tc>
+      </w:tr>
+      <w:tr>
+        <w:tc>
+          <w:tcPr>
+            <w:tcW w:type="dxa" w:w="3118"/>
+          </w:tcPr>
+          <w:p>
+            <w:pPr>
+              <w:spacing w:after="0"/>
+            </w:pPr>
+            <w:r/>
+            <w:r>
+              <w:rPr>
+                <w:rFonts w:ascii="Malgun Gothic" w:hAnsi="Malgun Gothic"/>
+                <w:b w:val="0"/>
+                <w:sz w:val="19"/>
+                <w:rFonts w:eastAsia="Malgun Gothic" w:ascii="Malgun Gothic" w:hAnsi="Malgun Gothic"/>
+              </w:rPr>
+              <w:t>expected vol / σ</w:t>
+            </w:r>
+          </w:p>
+        </w:tc>
+        <w:tc>
+          <w:tcPr>
+            <w:tcW w:type="dxa" w:w="3402"/>
+          </w:tcPr>
+          <w:p>
+            <w:pPr>
+              <w:spacing w:after="0"/>
+            </w:pPr>
+            <w:r/>
+            <w:r>
+              <w:rPr>
+                <w:rFonts w:ascii="Malgun Gothic" w:hAnsi="Malgun Gothic"/>
+                <w:b w:val="0"/>
+                <w:sz w:val="19"/>
+                <w:rFonts w:eastAsia="Malgun Gothic" w:ascii="Malgun Gothic" w:hAnsi="Malgun Gothic"/>
+              </w:rPr>
+              <w:t>얼마나 흔들릴지</w:t>
+            </w:r>
+          </w:p>
+        </w:tc>
+        <w:tc>
+          <w:tcPr>
+            <w:tcW w:type="dxa" w:w="3118"/>
+          </w:tcPr>
+          <w:p>
+            <w:pPr>
+              <w:spacing w:after="0"/>
+            </w:pPr>
+            <w:r/>
+            <w:r>
+              <w:rPr>
+                <w:rFonts w:ascii="Malgun Gothic" w:hAnsi="Malgun Gothic"/>
+                <w:b w:val="0"/>
+                <w:sz w:val="19"/>
+                <w:rFonts w:eastAsia="Malgun Gothic" w:ascii="Malgun Gothic" w:hAnsi="Malgun Gothic"/>
+              </w:rPr>
+              <w:t>—</w:t>
+            </w:r>
+          </w:p>
+        </w:tc>
+      </w:tr>
+      <w:tr>
+        <w:tc>
+          <w:tcPr>
+            <w:tcW w:type="dxa" w:w="3118"/>
+          </w:tcPr>
+          <w:p>
+            <w:pPr>
+              <w:spacing w:after="0"/>
+            </w:pPr>
+            <w:r/>
+            <w:r>
+              <w:rPr>
+                <w:rFonts w:ascii="Malgun Gothic" w:hAnsi="Malgun Gothic"/>
+                <w:b w:val="0"/>
+                <w:sz w:val="19"/>
+                <w:rFonts w:eastAsia="Malgun Gothic" w:ascii="Malgun Gothic" w:hAnsi="Malgun Gothic"/>
+              </w:rPr>
+              <w:t>MDD / max drawdown</w:t>
+            </w:r>
+          </w:p>
+        </w:tc>
+        <w:tc>
+          <w:tcPr>
+            <w:tcW w:type="dxa" w:w="3402"/>
+          </w:tcPr>
+          <w:p>
+            <w:pPr>
+              <w:spacing w:after="0"/>
+            </w:pPr>
+            <w:r/>
+            <w:r>
+              <w:rPr>
+                <w:rFonts w:ascii="Malgun Gothic" w:hAnsi="Malgun Gothic"/>
+                <w:b w:val="0"/>
+                <w:sz w:val="19"/>
+                <w:rFonts w:eastAsia="Malgun Gothic" w:ascii="Malgun Gothic" w:hAnsi="Malgun Gothic"/>
+              </w:rPr>
+              <w:t>가장 많이 떨어졌을 때의 폭</w:t>
+            </w:r>
+          </w:p>
+        </w:tc>
+        <w:tc>
+          <w:tcPr>
+            <w:tcW w:type="dxa" w:w="3118"/>
+          </w:tcPr>
+          <w:p>
+            <w:pPr>
+              <w:spacing w:after="0"/>
+            </w:pPr>
+            <w:r/>
+            <w:r>
+              <w:rPr>
+                <w:rFonts w:ascii="Malgun Gothic" w:hAnsi="Malgun Gothic"/>
+                <w:b w:val="0"/>
+                <w:sz w:val="19"/>
+                <w:rFonts w:eastAsia="Malgun Gothic" w:ascii="Malgun Gothic" w:hAnsi="Malgun Gothic"/>
+              </w:rPr>
+              <w:t>또는 "최악의 손실폭"</w:t>
+            </w:r>
+          </w:p>
+        </w:tc>
+      </w:tr>
+      <w:tr>
+        <w:tc>
+          <w:tcPr>
+            <w:tcW w:type="dxa" w:w="3118"/>
+          </w:tcPr>
+          <w:p>
+            <w:pPr>
+              <w:spacing w:after="0"/>
+            </w:pPr>
+            <w:r/>
+            <w:r>
+              <w:rPr>
+                <w:rFonts w:ascii="Malgun Gothic" w:hAnsi="Malgun Gothic"/>
+                <w:b w:val="0"/>
+                <w:sz w:val="19"/>
+                <w:rFonts w:eastAsia="Malgun Gothic" w:ascii="Malgun Gothic" w:hAnsi="Malgun Gothic"/>
+              </w:rPr>
+              <w:t>proposal / weights</w:t>
+            </w:r>
+          </w:p>
+        </w:tc>
+        <w:tc>
+          <w:tcPr>
+            <w:tcW w:type="dxa" w:w="3402"/>
+          </w:tcPr>
+          <w:p>
+            <w:pPr>
+              <w:spacing w:after="0"/>
+            </w:pPr>
+            <w:r/>
+            <w:r>
+              <w:rPr>
+                <w:rFonts w:ascii="Malgun Gothic" w:hAnsi="Malgun Gothic"/>
+                <w:b w:val="0"/>
+                <w:sz w:val="19"/>
+                <w:rFonts w:eastAsia="Malgun Gothic" w:ascii="Malgun Gothic" w:hAnsi="Malgun Gothic"/>
+              </w:rPr>
+              <w:t>추천 / 비중</w:t>
+            </w:r>
+          </w:p>
+        </w:tc>
+        <w:tc>
+          <w:tcPr>
+            <w:tcW w:type="dxa" w:w="3118"/>
+          </w:tcPr>
+          <w:p>
+            <w:pPr>
+              <w:spacing w:after="0"/>
+            </w:pPr>
+            <w:r/>
+            <w:r>
+              <w:rPr>
+                <w:rFonts w:ascii="Malgun Gothic" w:hAnsi="Malgun Gothic"/>
+                <w:b w:val="0"/>
+                <w:sz w:val="19"/>
+                <w:rFonts w:eastAsia="Malgun Gothic" w:ascii="Malgun Gothic" w:hAnsi="Malgun Gothic"/>
+              </w:rPr>
+              <w:t>—</w:t>
+            </w:r>
+          </w:p>
+        </w:tc>
+      </w:tr>
+    </w:tbl>
+    <w:p/>
+    <w:p>
+      <w:pPr>
+        <w:spacing w:before="240" w:after="80"/>
+      </w:pPr>
+      <w:r>
+        <w:rPr>
+          <w:rFonts w:ascii="Malgun Gothic" w:hAnsi="Malgun Gothic"/>
+          <w:b/>
+          <w:color w:val="1F4E79"/>
+          <w:sz w:val="26"/>
+          <w:rFonts w:eastAsia="Malgun Gothic" w:ascii="Malgun Gothic" w:hAnsi="Malgun Gothic"/>
+        </w:rPr>
+        <w:t>그대로 사용 가능 (일반인도 익숙)</w:t>
+      </w:r>
+    </w:p>
+    <w:p>
+      <w:pPr>
+        <w:pStyle w:val="ListBullet"/>
+        <w:spacing w:after="40"/>
+        <w:ind w:left="283"/>
+      </w:pPr>
+      <w:r>
+        <w:rPr>
+          <w:rFonts w:ascii="Malgun Gothic" w:hAnsi="Malgun Gothic"/>
+          <w:b w:val="0"/>
+          <w:sz w:val="20"/>
+          <w:rFonts w:eastAsia="Malgun Gothic" w:ascii="Malgun Gothic" w:hAnsi="Malgun Gothic"/>
+        </w:rPr>
+        <w:t>ETF, 펀드, 주식, 채권, 금, 원유, 코스피, S&amp;P 500</w:t>
+      </w:r>
+    </w:p>
+    <w:p>
+      <w:pPr>
+        <w:pStyle w:val="ListBullet"/>
+        <w:spacing w:after="40"/>
+        <w:ind w:left="283"/>
+      </w:pPr>
+      <w:r>
+        <w:rPr>
+          <w:rFonts w:ascii="Malgun Gothic" w:hAnsi="Malgun Gothic"/>
+          <w:b w:val="0"/>
+          <w:sz w:val="20"/>
+          <w:rFonts w:eastAsia="Malgun Gothic" w:ascii="Malgun Gothic" w:hAnsi="Malgun Gothic"/>
+        </w:rPr>
+        <w:t>퇴직연금, 연금, 은퇴</w:t>
+      </w:r>
+    </w:p>
+    <w:p>
+      <w:pPr>
+        <w:pStyle w:val="ListBullet"/>
+        <w:spacing w:after="40"/>
+        <w:ind w:left="283"/>
+      </w:pPr>
+      <w:r>
+        <w:rPr>
+          <w:rFonts w:ascii="Malgun Gothic" w:hAnsi="Malgun Gothic"/>
+          <w:b w:val="0"/>
+          <w:sz w:val="20"/>
+          <w:rFonts w:eastAsia="Malgun Gothic" w:ascii="Malgun Gothic" w:hAnsi="Malgun Gothic"/>
+        </w:rPr>
+        <w:t>수익률 (단, %로 명시), 손실, 분산투자</w:t>
+      </w:r>
+    </w:p>
+    <w:p>
+      <w:pPr>
+        <w:pStyle w:val="ListBullet"/>
+        <w:spacing w:after="40"/>
+        <w:ind w:left="283"/>
+      </w:pPr>
+      <w:r>
+        <w:rPr>
+          <w:rFonts w:ascii="Malgun Gothic" w:hAnsi="Malgun Gothic"/>
+          <w:b w:val="0"/>
+          <w:sz w:val="20"/>
+          <w:rFonts w:eastAsia="Malgun Gothic" w:ascii="Malgun Gothic" w:hAnsi="Malgun Gothic"/>
+        </w:rPr>
+        <w:t>환율, 금리, 물가, 실업률 ("14가지 경제 신호" 예시로만 1회)</w:t>
+      </w:r>
+    </w:p>
+    <w:p>
+      <w:pPr>
+        <w:spacing w:before="240" w:after="80"/>
+      </w:pPr>
+      <w:r>
+        <w:rPr>
+          <w:rFonts w:ascii="Malgun Gothic" w:hAnsi="Malgun Gothic"/>
+          <w:b/>
+          <w:color w:val="1F4E79"/>
+          <w:sz w:val="26"/>
+          <w:rFonts w:eastAsia="Malgun Gothic" w:ascii="Malgun Gothic" w:hAnsi="Malgun Gothic"/>
+        </w:rPr>
+        <w:t>브랜드 용어 — 1회만 사용 + 즉시 풀어 설명</w:t>
+      </w:r>
+    </w:p>
+    <w:p>
+      <w:pPr>
+        <w:pStyle w:val="ListBullet"/>
+        <w:spacing w:after="40"/>
+        <w:ind w:left="283"/>
+      </w:pPr>
+      <w:r>
+        <w:rPr>
+          <w:rFonts w:ascii="Malgun Gothic" w:hAnsi="Malgun Gothic"/>
+          <w:b w:val="0"/>
+          <w:sz w:val="20"/>
+          <w:rFonts w:eastAsia="Malgun Gothic" w:ascii="Malgun Gothic" w:hAnsi="Malgun Gothic"/>
+        </w:rPr>
+        <w:t>"AI 에이전트" → 첫 등장 시 "AI 직원" 또는 "AI 팀원"으로 쉬운 동의어 부언</w:t>
+      </w:r>
+    </w:p>
+    <w:p>
+      <w:pPr>
+        <w:pStyle w:val="ListBullet"/>
+        <w:spacing w:after="40"/>
+        <w:ind w:left="283"/>
+      </w:pPr>
+      <w:r>
+        <w:rPr>
+          <w:rFonts w:ascii="Malgun Gothic" w:hAnsi="Malgun Gothic"/>
+          <w:b w:val="0"/>
+          <w:sz w:val="20"/>
+          <w:rFonts w:eastAsia="Malgun Gothic" w:ascii="Malgun Gothic" w:hAnsi="Malgun Gothic"/>
+        </w:rPr>
+        <w:t>"자율주행 SAA" → 제품명으로만. 영상에서는 "AI가 알아서 만드는 추천"으로 풀어 설명</w:t>
+      </w:r>
+    </w:p>
+    <w:p>
+      <w:pPr>
+        <w:spacing w:after="120"/>
+        <w:ind w:left="283"/>
+      </w:pPr>
+      <w:r>
+        <w:rPr>
+          <w:rFonts w:ascii="Malgun Gothic" w:hAnsi="Malgun Gothic"/>
+          <w:b/>
+          <w:color w:val="C89B3C"/>
+          <w:sz w:val="20"/>
+          <w:rFonts w:eastAsia="Malgun Gothic" w:ascii="Malgun Gothic" w:hAnsi="Malgun Gothic"/>
+        </w:rPr>
+        <w:t>▸ 원칙: 영상 narration의 *모든* 단어가 시청자의 일상 어휘에 있어야 합니다. 한 단어라도 모호하면 그 순간 시청 이탈합니다.</w:t>
+      </w:r>
+    </w:p>
+    <w:p>
+      <w:pPr>
+        <w:spacing w:before="360" w:after="160"/>
+        <w:pBdr>
+          <w:bottom w:val="single" w:sz="8" w:color="1F4E79"/>
+        </w:pBdr>
+      </w:pPr>
+      <w:r>
+        <w:rPr>
+          <w:rFonts w:ascii="Malgun Gothic" w:hAnsi="Malgun Gothic"/>
+          <w:b/>
+          <w:color w:val="1F4E79"/>
+          <w:sz w:val="36"/>
+          <w:rFonts w:eastAsia="Malgun Gothic" w:ascii="Malgun Gothic" w:hAnsi="Malgun Gothic"/>
+        </w:rPr>
         <w:t>부록: 자주 묻는 질문 (영상 후기 / 댓글 대비)</w:t>
       </w:r>
     </w:p>
@@ -7767,7 +10160,7 @@
           <w:sz w:val="22"/>
           <w:rFonts w:eastAsia="Malgun Gothic" w:ascii="Malgun Gothic" w:hAnsi="Malgun Gothic"/>
         </w:rPr>
-        <w:t>Q. AI가 직접 매매도 합니까?</w:t>
+        <w:t>Q. AI가 제 돈을 직접 사고팔기도 하나요?</w:t>
       </w:r>
     </w:p>
     <w:p>
@@ -7781,7 +10174,7 @@
           <w:sz w:val="20"/>
           <w:rFonts w:eastAsia="Malgun Gothic" w:ascii="Malgun Gothic" w:hAnsi="Malgun Gothic"/>
         </w:rPr>
-        <w:t>A. 아닙니다. 본 모델은 추천 포트폴리오를 산출합니다. 매수·매도는 사용자가 직접 본인 DC/IRP 계좌에서 실행합니다.</w:t>
+        <w:t>A. 아니요. AI는 *추천*만 합니다. 매수와 매도는 본인이 직접 자기 퇴직연금 계좌에서 합니다. AI가 "이번 달엔 이 비중으로 추천합니다"라고 알려주면, 본인이 그대로 따를지 말지 결정하시면 됩니다.</w:t>
       </w:r>
     </w:p>
     <w:p>
@@ -7796,7 +10189,7 @@
           <w:sz w:val="22"/>
           <w:rFonts w:eastAsia="Malgun Gothic" w:ascii="Malgun Gothic" w:hAnsi="Malgun Gothic"/>
         </w:rPr>
-        <w:t>Q. 매월/분기 리밸런싱 주기는?</w:t>
+        <w:t>Q. 추천은 얼마나 자주 바뀌나요?</w:t>
       </w:r>
     </w:p>
     <w:p>
@@ -7810,7 +10203,7 @@
           <w:sz w:val="20"/>
           <w:rFonts w:eastAsia="Malgun Gothic" w:ascii="Malgun Gothic" w:hAnsi="Malgun Gothic"/>
         </w:rPr>
-        <w:t>A. 백테스트는 분기 리밸런싱(QS, 1월/4월/7월/10월). 라이브 데모는 월 1회 산출.</w:t>
+        <w:t>A. 매월 1일에 새로운 추천이 나옵니다. 한국 경제 상황이 크게 변하면 추천도 자동으로 조정됩니다.</w:t>
       </w:r>
     </w:p>
     <w:p>
@@ -7825,7 +10218,7 @@
           <w:sz w:val="22"/>
           <w:rFonts w:eastAsia="Malgun Gothic" w:ascii="Malgun Gothic" w:hAnsi="Malgun Gothic"/>
         </w:rPr>
-        <w:t>Q. 어떤 AI 모델을 사용합니까?</w:t>
+        <w:t>Q. 어떤 AI를 쓰나요? ChatGPT인가요?</w:t>
       </w:r>
     </w:p>
     <w:p>
@@ -7839,7 +10232,7 @@
           <w:sz w:val="20"/>
           <w:rFonts w:eastAsia="Malgun Gothic" w:ascii="Malgun Gothic" w:hAnsi="Malgun Gothic"/>
         </w:rPr>
-        <w:t>A. 21개의 정량 알고리즘이 베이스. 일부 단계에서 Anthropic Claude 4.6/4.7을 'CIO judge' / 'CMA judge'로 사용 (Phase 2). 모든 결정은 코드로 재현 가능.</w:t>
+        <w:t>A. 21가지의 자동 분석 시스템이 핵심입니다. 일부 단계에서 Anthropic의 Claude AI를 함께 사용해 시장 판단을 보조합니다. 모든 결정은 기록되고 화면에서 누구나 확인할 수 있습니다.</w:t>
       </w:r>
     </w:p>
     <w:p>
@@ -7854,7 +10247,7 @@
           <w:sz w:val="22"/>
           <w:rFonts w:eastAsia="Malgun Gothic" w:ascii="Malgun Gothic" w:hAnsi="Malgun Gothic"/>
         </w:rPr>
-        <w:t>Q. 위험자산 70% 고정인데 침체기에 위험하지 않나요?</w:t>
+        <w:t>Q. 70%까지 공격적 상품에 넣는데, 경제가 나빠지면 위험하지 않나요?</w:t>
       </w:r>
     </w:p>
     <w:p>
@@ -7868,7 +10261,7 @@
           <w:sz w:val="20"/>
           <w:rFonts w:eastAsia="Malgun Gothic" w:ascii="Malgun Gothic" w:hAnsi="Malgun Gothic"/>
         </w:rPr>
-        <w:t>A. 본 모델은 70% 안에서 카테고리 *내부* 분배(어느 ETF에 얼마)를 매크로에 따라 조정합니다. 침체기에는 미국 장기 국채, 금, 단기 채권 비중이 자동 증가합니다 (FI curve tilt).</w:t>
+        <w:t>A. 70% 안에서 *어떤 상품에 얼마*를 넣을지를 AI가 매달 조정합니다. 경기가 나빠지면 미국 장기 국채와 금처럼 안정적인 자산 비중이 자동으로 늘어납니다.</w:t>
       </w:r>
     </w:p>
     <w:p>
@@ -7883,7 +10276,7 @@
           <w:sz w:val="22"/>
           <w:rFonts w:eastAsia="Malgun Gothic" w:ascii="Malgun Gothic" w:hAnsi="Malgun Gothic"/>
         </w:rPr>
-        <w:t>Q. 백테스트가 좋아도 미래를 보장하지는 않잖아요?</w:t>
+        <w:t>Q. 8년 결과가 좋아도 앞으로도 그럴까요?</w:t>
       </w:r>
     </w:p>
     <w:p>
@@ -7897,7 +10290,36 @@
           <w:sz w:val="20"/>
           <w:rFonts w:eastAsia="Malgun Gothic" w:ascii="Malgun Gothic" w:hAnsi="Malgun Gothic"/>
         </w:rPr>
-        <w:t>A. 맞습니다. 본 자료는 정보 제공 목적이며 투자 권유가 아닙니다. 백테스트 성과는 미래 수익을 보장하지 않습니다.</w:t>
+        <w:t>A. 미래 수익은 누구도 보장할 수 없습니다. 본 자료는 정보 제공이며 투자 권유가 아닙니다. 과거 결과가 미래를 보장하지 않습니다. 본인의 투자 판단과 그 결과는 본인 책임입니다.</w:t>
+      </w:r>
+    </w:p>
+    <w:p>
+      <w:pPr>
+        <w:spacing w:before="160" w:after="40"/>
+      </w:pPr>
+      <w:r>
+        <w:rPr>
+          <w:rFonts w:ascii="Malgun Gothic" w:hAnsi="Malgun Gothic"/>
+          <w:b/>
+          <w:color w:val="555555"/>
+          <w:sz w:val="22"/>
+          <w:rFonts w:eastAsia="Malgun Gothic" w:ascii="Malgun Gothic" w:hAnsi="Malgun Gothic"/>
+        </w:rPr>
+        <w:t>Q. 가입비나 수수료가 있나요?</w:t>
+      </w:r>
+    </w:p>
+    <w:p>
+      <w:pPr>
+        <w:spacing w:after="80"/>
+      </w:pPr>
+      <w:r>
+        <w:rPr>
+          <w:rFonts w:ascii="Malgun Gothic" w:hAnsi="Malgun Gothic"/>
+          <w:b w:val="0"/>
+          <w:sz w:val="20"/>
+          <w:rFonts w:eastAsia="Malgun Gothic" w:ascii="Malgun Gothic" w:hAnsi="Malgun Gothic"/>
+        </w:rPr>
+        <w:t>A. 본 데모는 무료입니다. 별도 가입도 필요 없습니다. 사이트 비밀번호만 알면 매월 추천을 확인할 수 있습니다.</w:t>
       </w:r>
     </w:p>
     <w:sectPr>
